--- a/guides/Guide-Super-Admin-EduWeb.docx
+++ b/guides/Guide-Super-Admin-EduWeb.docx
@@ -92,7 +92,7 @@
           <w:sz w:val="16"/>
           <w:szCs w:val="16"/>
         </w:rPr>
-        <w:t xml:space="preserve">Version du 12 juin 2026</w:t>
+        <w:t xml:space="preserve">Version du 13 juin 2026</w:t>
       </w:r>
     </w:p>
     <w:p>
@@ -129,7 +129,24 @@
           <w:sz w:val="22"/>
           <w:szCs w:val="22"/>
         </w:rPr>
-        <w:t xml:space="preserve">Vous accédez à toutes les fonctions d'administration sans restriction (voir le Guide Admin) : utilisateurs, validation des coachs, finances et commissions.</w:t>
+        <w:t xml:space="preserve">Vous accédez à toutes les fonctions d'administration sans restriction (voir le Guide Admin) : utilisateurs, coachs, finances.</w:t>
+      </w:r>
+    </w:p>
+    <w:p>
+      <w:pPr>
+        <w:pStyle w:val="ListParagraph"/>
+        <w:numPr>
+          <w:ilvl w:val="0"/>
+          <w:numId w:val="2"/>
+        </w:numPr>
+        <w:spacing w:after="40"/>
+      </w:pPr>
+      <w:r>
+        <w:rPr>
+          <w:sz w:val="22"/>
+          <w:szCs w:val="22"/>
+        </w:rPr>
+        <w:t xml:space="preserve">Vous pouvez en particulier rechercher n'importe quel coach (bouton « Coachs ») et consulter ou modifier son profil complet en mode administrateur.</w:t>
       </w:r>
     </w:p>
     <w:p>
@@ -154,6 +171,63 @@
         <w:pStyle w:val="Heading1"/>
       </w:pPr>
       <w:r>
+        <w:t xml:space="preserve">Langue de lecture</w:t>
+      </w:r>
+    </w:p>
+    <w:p>
+      <w:pPr>
+        <w:spacing w:after="120"/>
+      </w:pPr>
+      <w:r>
+        <w:rPr>
+          <w:sz w:val="22"/>
+          <w:szCs w:val="22"/>
+        </w:rPr>
+        <w:t xml:space="preserve">L'application est disponible en 14 langues. Sur votre tableau de bord, la carte « Langue de lecture » permet de choisir la langue d'affichage ; votre choix est mémorisé pour vos prochaines visites.</w:t>
+      </w:r>
+    </w:p>
+    <w:p>
+      <w:pPr>
+        <w:pStyle w:val="ListParagraph"/>
+        <w:numPr>
+          <w:ilvl w:val="0"/>
+          <w:numId w:val="2"/>
+        </w:numPr>
+        <w:spacing w:after="40"/>
+      </w:pPr>
+      <w:r>
+        <w:rPr>
+          <w:sz w:val="22"/>
+          <w:szCs w:val="22"/>
+        </w:rPr>
+        <w:t xml:space="preserve">Français, Anglais, Arabe, Espagnol, Coréen, Mandarin (chinois), Russe, Ukrainien, Allemand, Portugais, Italien, Turc, Wolof, Swahili.</w:t>
+      </w:r>
+    </w:p>
+    <w:p>
+      <w:pPr>
+        <w:pStyle w:val="Heading1"/>
+      </w:pPr>
+      <w:r>
+        <w:t xml:space="preserve">Besoin d'aide ?</w:t>
+      </w:r>
+    </w:p>
+    <w:p>
+      <w:pPr>
+        <w:spacing w:after="120"/>
+      </w:pPr>
+      <w:r>
+        <w:rPr>
+          <w:sz w:val="22"/>
+          <w:szCs w:val="22"/>
+        </w:rPr>
+        <w:t xml:space="preserve">Une carte « Besoin d'aide ? » figure sur votre tableau de bord, et un bouton flottant « Aide » (en bas à droite de l'écran) vous permet d'ouvrir ce guide à tout moment.</w:t>
+      </w:r>
+    </w:p>
+    <w:p>
+      <w:pPr>
+        <w:pStyle w:val="Heading1"/>
+      </w:pPr>
+      <w:r>
         <w:t xml:space="preserve">2. Gérer les administrateurs</w:t>
       </w:r>
     </w:p>
@@ -183,41 +257,24 @@
           <w:sz w:val="22"/>
           <w:szCs w:val="22"/>
         </w:rPr>
-        <w:t xml:space="preserve">Nommez un administrateur à partir d'un email existant, en lui attribuant des permissions précises (Utilisateurs, Coachs, Finances).</w:t>
-      </w:r>
-    </w:p>
-    <w:p>
-      <w:pPr>
-        <w:pStyle w:val="ListParagraph"/>
-        <w:numPr>
-          <w:ilvl w:val="0"/>
-          <w:numId w:val="2"/>
-        </w:numPr>
-        <w:spacing w:after="40"/>
-      </w:pPr>
-      <w:r>
-        <w:rPr>
-          <w:sz w:val="22"/>
-          <w:szCs w:val="22"/>
-        </w:rPr>
-        <w:t xml:space="preserve">Modifiez les permissions d'un administrateur à tout moment.</w:t>
-      </w:r>
-    </w:p>
-    <w:p>
-      <w:pPr>
-        <w:pStyle w:val="ListParagraph"/>
-        <w:numPr>
-          <w:ilvl w:val="0"/>
-          <w:numId w:val="2"/>
-        </w:numPr>
-        <w:spacing w:after="40"/>
-      </w:pPr>
-      <w:r>
-        <w:rPr>
-          <w:sz w:val="22"/>
-          <w:szCs w:val="22"/>
-        </w:rPr>
-        <w:t xml:space="preserve">Révoquez un administrateur : il redevient parent.</w:t>
+        <w:t xml:space="preserve">Nommez un administrateur à partir d'un email existant, avec des permissions précises (Utilisateurs, Coachs, Finances).</w:t>
+      </w:r>
+    </w:p>
+    <w:p>
+      <w:pPr>
+        <w:pStyle w:val="ListParagraph"/>
+        <w:numPr>
+          <w:ilvl w:val="0"/>
+          <w:numId w:val="2"/>
+        </w:numPr>
+        <w:spacing w:after="40"/>
+      </w:pPr>
+      <w:r>
+        <w:rPr>
+          <w:sz w:val="22"/>
+          <w:szCs w:val="22"/>
+        </w:rPr>
+        <w:t xml:space="preserve">Modifiez les permissions d'un administrateur, ou révoquez-le (il redevient parent).</w:t>
       </w:r>
     </w:p>
     <w:p>
@@ -247,7 +304,7 @@
           <w:sz w:val="21"/>
           <w:szCs w:val="21"/>
         </w:rPr>
-        <w:t xml:space="preserve">Vous ne pouvez pas vous révoquer vous-même, et un super-administrateur ne peut pas être révoqué. N'accordez que les permissions strictement nécessaires.</w:t>
+        <w:t xml:space="preserve">Vous ne pouvez pas vous révoquer vous-même, et un super-administrateur ne peut pas être révoqué. N'accordez que les permissions nécessaires.</w:t>
       </w:r>
     </w:p>
     <w:p>
@@ -284,7 +341,7 @@
           <w:sz w:val="22"/>
           <w:szCs w:val="22"/>
         </w:rPr>
-        <w:t xml:space="preserve">Pièces jointes de la messagerie : réglez le délai de conservation (de 1 à 365 jours ; 30 par défaut) et l'heure de purge (en UTC).</w:t>
+        <w:t xml:space="preserve">Pièces jointes de la messagerie : réglez le délai de conservation (1 à 365 jours ; 30 par défaut) et l'heure de purge (UTC).</w:t>
       </w:r>
     </w:p>
     <w:p>
@@ -331,7 +388,7 @@
           <w:sz w:val="21"/>
           <w:szCs w:val="21"/>
         </w:rPr>
-        <w:t xml:space="preserve">En production, la purge est déclenchée chaque jour par une tâche planifiée (Vercel Cron). L'heure choisie est pleinement respectée sur un plan autorisant un cron horaire ; sinon la purge s'exécute au moins une fois par jour.</w:t>
+        <w:t xml:space="preserve">En production, la purge est déclenchée chaque jour par une tâche planifiée (Vercel Cron).</w:t>
       </w:r>
     </w:p>
     <w:p>

--- a/guides/Guide-Super-Admin-EduWeb.docx
+++ b/guides/Guide-Super-Admin-EduWeb.docx
@@ -221,6 +221,245 @@
           <w:szCs w:val="22"/>
         </w:rPr>
         <w:t xml:space="preserve">Une carte « Besoin d'aide ? » figure sur votre tableau de bord, et un bouton flottant « Aide » (en bas à droite de l'écran) vous permet d'ouvrir ce guide à tout moment.</w:t>
+      </w:r>
+    </w:p>
+    <w:p>
+      <w:pPr>
+        <w:pStyle w:val="Heading1"/>
+      </w:pPr>
+      <w:r>
+        <w:t xml:space="preserve">Installer l'application sur votre appareil</w:t>
+      </w:r>
+    </w:p>
+    <w:p>
+      <w:pPr>
+        <w:spacing w:after="120"/>
+      </w:pPr>
+      <w:r>
+        <w:rPr>
+          <w:sz w:val="22"/>
+          <w:szCs w:val="22"/>
+        </w:rPr>
+        <w:t xml:space="preserve">EduWeb est une application web installable : vous pouvez l'ajouter à l'écran d'accueil de votre téléphone ou au bureau de votre ordinateur, puis l'ouvrir comme une application classique — en plein écran, sans la barre du navigateur, avec l'icône EduWeb. L'installation est gratuite, rapide et ne passe par aucun magasin d'applications.</w:t>
+      </w:r>
+    </w:p>
+    <w:p>
+      <w:pPr>
+        <w:pStyle w:val="Heading2"/>
+      </w:pPr>
+      <w:r>
+        <w:t xml:space="preserve">Android (Chrome)</w:t>
+      </w:r>
+    </w:p>
+    <w:p>
+      <w:pPr>
+        <w:pStyle w:val="ListParagraph"/>
+        <w:numPr>
+          <w:ilvl w:val="0"/>
+          <w:numId w:val="3"/>
+        </w:numPr>
+        <w:spacing w:after="40"/>
+      </w:pPr>
+      <w:r>
+        <w:rPr>
+          <w:sz w:val="22"/>
+          <w:szCs w:val="22"/>
+        </w:rPr>
+        <w:t xml:space="preserve">Ouvrez family.eduweb.ci dans Chrome.</w:t>
+      </w:r>
+    </w:p>
+    <w:p>
+      <w:pPr>
+        <w:pStyle w:val="ListParagraph"/>
+        <w:numPr>
+          <w:ilvl w:val="0"/>
+          <w:numId w:val="3"/>
+        </w:numPr>
+        <w:spacing w:after="40"/>
+      </w:pPr>
+      <w:r>
+        <w:rPr>
+          <w:sz w:val="22"/>
+          <w:szCs w:val="22"/>
+        </w:rPr>
+        <w:t xml:space="preserve">Touchez la bannière « Installer l'application » si elle apparaît ; sinon, ouvrez le menu ⋮ (en haut à droite).</w:t>
+      </w:r>
+    </w:p>
+    <w:p>
+      <w:pPr>
+        <w:pStyle w:val="ListParagraph"/>
+        <w:numPr>
+          <w:ilvl w:val="0"/>
+          <w:numId w:val="3"/>
+        </w:numPr>
+        <w:spacing w:after="40"/>
+      </w:pPr>
+      <w:r>
+        <w:rPr>
+          <w:sz w:val="22"/>
+          <w:szCs w:val="22"/>
+        </w:rPr>
+        <w:t xml:space="preserve">Choisissez « Installer l'application » (ou « Ajouter à l'écran d'accueil »), puis confirmez.</w:t>
+      </w:r>
+    </w:p>
+    <w:p>
+      <w:pPr>
+        <w:pStyle w:val="Heading2"/>
+      </w:pPr>
+      <w:r>
+        <w:t xml:space="preserve">iPhone / iPad (Safari)</w:t>
+      </w:r>
+    </w:p>
+    <w:p>
+      <w:pPr>
+        <w:pStyle w:val="ListParagraph"/>
+        <w:numPr>
+          <w:ilvl w:val="0"/>
+          <w:numId w:val="4"/>
+        </w:numPr>
+        <w:spacing w:after="40"/>
+      </w:pPr>
+      <w:r>
+        <w:rPr>
+          <w:sz w:val="22"/>
+          <w:szCs w:val="22"/>
+        </w:rPr>
+        <w:t xml:space="preserve">Ouvrez family.eduweb.ci dans Safari.</w:t>
+      </w:r>
+    </w:p>
+    <w:p>
+      <w:pPr>
+        <w:pStyle w:val="ListParagraph"/>
+        <w:numPr>
+          <w:ilvl w:val="0"/>
+          <w:numId w:val="4"/>
+        </w:numPr>
+        <w:spacing w:after="40"/>
+      </w:pPr>
+      <w:r>
+        <w:rPr>
+          <w:sz w:val="22"/>
+          <w:szCs w:val="22"/>
+        </w:rPr>
+        <w:t xml:space="preserve">Touchez le bouton Partager (le carré surmonté d'une flèche vers le haut).</w:t>
+      </w:r>
+    </w:p>
+    <w:p>
+      <w:pPr>
+        <w:pStyle w:val="ListParagraph"/>
+        <w:numPr>
+          <w:ilvl w:val="0"/>
+          <w:numId w:val="4"/>
+        </w:numPr>
+        <w:spacing w:after="40"/>
+      </w:pPr>
+      <w:r>
+        <w:rPr>
+          <w:sz w:val="22"/>
+          <w:szCs w:val="22"/>
+        </w:rPr>
+        <w:t xml:space="preserve">Faites défiler, choisissez « Sur l'écran d'accueil », puis « Ajouter ».</w:t>
+      </w:r>
+    </w:p>
+    <w:p>
+      <w:pPr>
+        <w:pStyle w:val="Heading2"/>
+      </w:pPr>
+      <w:r>
+        <w:t xml:space="preserve">Ordinateur (Chrome ou Edge)</w:t>
+      </w:r>
+    </w:p>
+    <w:p>
+      <w:pPr>
+        <w:pStyle w:val="ListParagraph"/>
+        <w:numPr>
+          <w:ilvl w:val="0"/>
+          <w:numId w:val="5"/>
+        </w:numPr>
+        <w:spacing w:after="40"/>
+      </w:pPr>
+      <w:r>
+        <w:rPr>
+          <w:sz w:val="22"/>
+          <w:szCs w:val="22"/>
+        </w:rPr>
+        <w:t xml:space="preserve">Ouvrez family.eduweb.ci.</w:t>
+      </w:r>
+    </w:p>
+    <w:p>
+      <w:pPr>
+        <w:pStyle w:val="ListParagraph"/>
+        <w:numPr>
+          <w:ilvl w:val="0"/>
+          <w:numId w:val="5"/>
+        </w:numPr>
+        <w:spacing w:after="40"/>
+      </w:pPr>
+      <w:r>
+        <w:rPr>
+          <w:sz w:val="22"/>
+          <w:szCs w:val="22"/>
+        </w:rPr>
+        <w:t xml:space="preserve">Cliquez sur l'icône d'installation (un écran avec une flèche, ou ⊕) à droite de la barre d'adresse.</w:t>
+      </w:r>
+    </w:p>
+    <w:p>
+      <w:pPr>
+        <w:pStyle w:val="ListParagraph"/>
+        <w:numPr>
+          <w:ilvl w:val="0"/>
+          <w:numId w:val="5"/>
+        </w:numPr>
+        <w:spacing w:after="40"/>
+      </w:pPr>
+      <w:r>
+        <w:rPr>
+          <w:sz w:val="22"/>
+          <w:szCs w:val="22"/>
+        </w:rPr>
+        <w:t xml:space="preserve">Cliquez sur « Installer ».</w:t>
+      </w:r>
+    </w:p>
+    <w:p>
+      <w:pPr>
+        <w:spacing w:after="120"/>
+      </w:pPr>
+      <w:r>
+        <w:rPr>
+          <w:sz w:val="22"/>
+          <w:szCs w:val="22"/>
+        </w:rPr>
+        <w:t xml:space="preserve">Une fois installée, l'icône EduWeb apparaît sur votre écran d'accueil (ou votre bureau) et l'application se met à jour automatiquement à chaque connexion à Internet.</w:t>
+      </w:r>
+    </w:p>
+    <w:p>
+      <w:pPr>
+        <w:pBdr>
+          <w:top w:val="single" w:color="B8DCC6" w:sz="2" w:space="6"/>
+          <w:bottom w:val="single" w:color="B8DCC6" w:sz="2" w:space="6"/>
+          <w:left w:val="single" w:color="1E9E57" w:sz="18" w:space="10"/>
+          <w:right w:val="single" w:color="B8DCC6" w:sz="2" w:space="6"/>
+        </w:pBdr>
+        <w:shd w:fill="E8F5EC" w:val="clear"/>
+        <w:spacing w:after="140" w:before="80"/>
+      </w:pPr>
+      <w:r>
+        <w:rPr>
+          <w:b/>
+          <w:bCs/>
+          <w:color w:val="0E6B3A"/>
+          <w:sz w:val="21"/>
+          <w:szCs w:val="21"/>
+        </w:rPr>
+        <w:t xml:space="preserve">À noter — </w:t>
+      </w:r>
+      <w:r>
+        <w:rPr>
+          <w:color w:val="1A3A28"/>
+          <w:sz w:val="21"/>
+          <w:szCs w:val="21"/>
+        </w:rPr>
+        <w:t xml:space="preserve">En cas de coupure d'Internet, l'application affiche une page d'attente claire et se recharge automatiquement dès le retour de la connexion. La consultation des pages nécessite une connexion active.</w:t>
       </w:r>
     </w:p>
     <w:p>
@@ -718,6 +957,42 @@
       </w:pPr>
     </w:lvl>
   </w:abstractNum>
+  <w:abstractNum w:abstractNumId="3" w15:restartNumberingAfterBreak="0">
+    <w:multiLevelType w:val="hybridMultilevel"/>
+    <w:lvl w:ilvl="0" w15:tentative="1">
+      <w:start w:val="1"/>
+      <w:numFmt w:val="decimal"/>
+      <w:lvlText w:val="%1."/>
+      <w:lvlJc w:val="left"/>
+      <w:pPr>
+        <w:ind w:left="540" w:hanging="300"/>
+      </w:pPr>
+    </w:lvl>
+  </w:abstractNum>
+  <w:abstractNum w:abstractNumId="4" w15:restartNumberingAfterBreak="0">
+    <w:multiLevelType w:val="hybridMultilevel"/>
+    <w:lvl w:ilvl="0" w15:tentative="1">
+      <w:start w:val="1"/>
+      <w:numFmt w:val="decimal"/>
+      <w:lvlText w:val="%1."/>
+      <w:lvlJc w:val="left"/>
+      <w:pPr>
+        <w:ind w:left="540" w:hanging="300"/>
+      </w:pPr>
+    </w:lvl>
+  </w:abstractNum>
+  <w:abstractNum w:abstractNumId="5" w15:restartNumberingAfterBreak="0">
+    <w:multiLevelType w:val="hybridMultilevel"/>
+    <w:lvl w:ilvl="0" w15:tentative="1">
+      <w:start w:val="1"/>
+      <w:numFmt w:val="decimal"/>
+      <w:lvlText w:val="%1."/>
+      <w:lvlJc w:val="left"/>
+      <w:pPr>
+        <w:ind w:left="540" w:hanging="300"/>
+      </w:pPr>
+    </w:lvl>
+  </w:abstractNum>
   <w:num w:numId="1">
     <w:abstractNumId w:val="1"/>
     <w:lvlOverride w:ilvl="0">
@@ -726,6 +1001,24 @@
   </w:num>
   <w:num w:numId="2">
     <w:abstractNumId w:val="2"/>
+    <w:lvlOverride w:ilvl="0">
+      <w:startOverride w:val="1"/>
+    </w:lvlOverride>
+  </w:num>
+  <w:num w:numId="3">
+    <w:abstractNumId w:val="3"/>
+    <w:lvlOverride w:ilvl="0">
+      <w:startOverride w:val="1"/>
+    </w:lvlOverride>
+  </w:num>
+  <w:num w:numId="4">
+    <w:abstractNumId w:val="4"/>
+    <w:lvlOverride w:ilvl="0">
+      <w:startOverride w:val="1"/>
+    </w:lvlOverride>
+  </w:num>
+  <w:num w:numId="5">
+    <w:abstractNumId w:val="5"/>
     <w:lvlOverride w:ilvl="0">
       <w:startOverride w:val="1"/>
     </w:lvlOverride>

--- a/guides/Guide-Super-Admin-EduWeb.docx
+++ b/guides/Guide-Super-Admin-EduWeb.docx
@@ -92,7 +92,7 @@
           <w:sz w:val="16"/>
           <w:szCs w:val="16"/>
         </w:rPr>
-        <w:t xml:space="preserve">Version du 13 juin 2026</w:t>
+        <w:t xml:space="preserve">Version du 15 juin 2026</w:t>
       </w:r>
     </w:p>
     <w:p>
@@ -147,6 +147,23 @@
           <w:szCs w:val="22"/>
         </w:rPr>
         <w:t xml:space="preserve">Vous pouvez en particulier rechercher n'importe quel coach (bouton « Coachs ») et consulter ou modifier son profil complet en mode administrateur.</w:t>
+      </w:r>
+    </w:p>
+    <w:p>
+      <w:pPr>
+        <w:pStyle w:val="ListParagraph"/>
+        <w:numPr>
+          <w:ilvl w:val="0"/>
+          <w:numId w:val="2"/>
+        </w:numPr>
+        <w:spacing w:after="40"/>
+      </w:pPr>
+      <w:r>
+        <w:rPr>
+          <w:sz w:val="22"/>
+          <w:szCs w:val="22"/>
+        </w:rPr>
+        <w:t xml:space="preserve">Validation des coachs, y compris le refus groupé (cochez plusieurs coachs en attente, saisissez un motif commun, « Refuser la sélection »).</w:t>
       </w:r>
     </w:p>
     <w:p>

--- a/guides/Guide-Super-Admin-EduWeb.docx
+++ b/guides/Guide-Super-Admin-EduWeb.docx
@@ -4,7 +4,7 @@
   <w:body>
     <w:p>
       <w:pPr>
-        <w:spacing w:after="0"/>
+        <w:spacing w:after="0" w:before="1400"/>
         <w:jc w:val="center"/>
       </w:pPr>
       <w:r>
@@ -12,459 +12,542 @@
           <w:b/>
           <w:bCs/>
           <w:color w:val="0E6B3A"/>
-          <w:sz w:val="56"/>
-          <w:szCs w:val="56"/>
+          <w:sz w:val="64"/>
+          <w:szCs w:val="64"/>
         </w:rPr>
         <w:t xml:space="preserve">EduWeb</w:t>
       </w:r>
     </w:p>
     <w:p>
       <w:pPr>
-        <w:spacing w:after="200"/>
+        <w:spacing w:after="700"/>
         <w:jc w:val="center"/>
       </w:pPr>
       <w:r>
         <w:rPr>
           <w:color w:val="1E9E57"/>
+          <w:spacing w:val="30"/>
+          <w:sz w:val="18"/>
+          <w:szCs w:val="18"/>
+        </w:rPr>
+        <w:t xml:space="preserve">FAMILY &amp; COACHING</w:t>
+      </w:r>
+    </w:p>
+    <w:p>
+      <w:pPr>
+        <w:spacing w:after="120"/>
+        <w:jc w:val="center"/>
+      </w:pPr>
+      <w:r>
+        <w:rPr>
+          <w:color w:val="1E9E57"/>
+          <w:spacing w:val="40"/>
+          <w:sz w:val="22"/>
+          <w:szCs w:val="22"/>
+        </w:rPr>
+        <w:t xml:space="preserve">GUIDE DE L'UTILISATEUR</w:t>
+      </w:r>
+    </w:p>
+    <w:p>
+      <w:pPr>
+        <w:shd w:fill="0E6B3A" w:color="auto" w:val="clear"/>
+        <w:spacing w:after="200" w:before="120"/>
+        <w:jc w:val="center"/>
+      </w:pPr>
+      <w:r>
+        <w:rPr>
+          <w:b/>
+          <w:bCs/>
+          <w:color w:val="FFFFFF"/>
+          <w:sz w:val="44"/>
+          <w:szCs w:val="44"/>
+        </w:rPr>
+        <w:t xml:space="preserve">  Super-Admin  </w:t>
+      </w:r>
+    </w:p>
+    <w:p>
+      <w:pPr>
+        <w:spacing w:after="80"/>
+        <w:jc w:val="center"/>
+      </w:pPr>
+      <w:r>
+        <w:rPr>
+          <w:i/>
+          <w:iCs/>
+          <w:color w:val="666666"/>
+          <w:sz w:val="24"/>
+          <w:szCs w:val="24"/>
+        </w:rPr>
+        <w:t xml:space="preserve">Gouvernance de la plateforme : administrateurs et paramètres</w:t>
+      </w:r>
+    </w:p>
+    <w:p>
+      <w:pPr>
+        <w:pBdr>
+          <w:top w:val="single" w:color="1E9E57" w:sz="6" w:space="8"/>
+        </w:pBdr>
+        <w:spacing w:after="0" w:before="200"/>
+        <w:jc w:val="center"/>
+      </w:pPr>
+      <w:r>
+        <w:rPr>
+          <w:color w:val="999999"/>
+          <w:sz w:val="18"/>
+          <w:szCs w:val="18"/>
+        </w:rPr>
+        <w:t xml:space="preserve">Document de formation</w:t>
+      </w:r>
+    </w:p>
+    <w:p>
+      <w:pPr>
+        <w:spacing w:after="0"/>
+        <w:jc w:val="center"/>
+      </w:pPr>
+      <w:r>
+        <w:rPr>
+          <w:color w:val="999999"/>
           <w:sz w:val="16"/>
           <w:szCs w:val="16"/>
         </w:rPr>
-        <w:t xml:space="preserve">FAMILY &amp; COACHING</w:t>
-      </w:r>
-    </w:p>
-    <w:p>
-      <w:pPr>
-        <w:spacing w:after="40"/>
-        <w:jc w:val="center"/>
-      </w:pPr>
-      <w:r>
-        <w:rPr>
-          <w:color w:val="555555"/>
-          <w:sz w:val="26"/>
-          <w:szCs w:val="26"/>
-        </w:rPr>
-        <w:t xml:space="preserve">Guide de l'utilisateur</w:t>
-      </w:r>
-    </w:p>
-    <w:p>
-      <w:pPr>
-        <w:spacing w:after="60"/>
-        <w:jc w:val="center"/>
+        <w:t xml:space="preserve">family.eduweb.ci · Version du 20 juin 2026</w:t>
+      </w:r>
+    </w:p>
+    <w:p>
+      <w:r>
+        <w:br w:type="page"/>
+      </w:r>
+    </w:p>
+    <w:p>
+      <w:pPr>
+        <w:pBdr>
+          <w:bottom w:val="single" w:color="1E9E57" w:sz="8" w:space="6"/>
+        </w:pBdr>
+        <w:spacing w:after="160"/>
       </w:pPr>
       <w:r>
         <w:rPr>
           <w:b/>
           <w:bCs/>
           <w:color w:val="0E6B3A"/>
-          <w:sz w:val="44"/>
-          <w:szCs w:val="44"/>
-        </w:rPr>
-        <w:t xml:space="preserve">Super-Admin</w:t>
-      </w:r>
-    </w:p>
-    <w:p>
-      <w:pPr>
-        <w:spacing w:after="40"/>
-        <w:jc w:val="center"/>
-      </w:pPr>
-      <w:r>
-        <w:rPr>
-          <w:i/>
-          <w:iCs/>
-          <w:color w:val="666666"/>
-          <w:sz w:val="22"/>
-          <w:szCs w:val="22"/>
-        </w:rPr>
-        <w:t xml:space="preserve">Gouvernance de la plateforme : administrateurs et paramètres</w:t>
-      </w:r>
-    </w:p>
-    <w:p>
-      <w:pPr>
-        <w:pBdr>
-          <w:bottom w:val="single" w:color="1E9E57" w:sz="6" w:space="8"/>
-        </w:pBdr>
-        <w:spacing w:after="160"/>
-        <w:jc w:val="center"/>
-      </w:pPr>
-      <w:r>
-        <w:rPr>
-          <w:color w:val="999999"/>
-          <w:sz w:val="16"/>
-          <w:szCs w:val="16"/>
-        </w:rPr>
-        <w:t xml:space="preserve">Version du 15 juin 2026</w:t>
-      </w:r>
-    </w:p>
-    <w:p>
-      <w:pPr>
-        <w:spacing w:after="200"/>
-      </w:pPr>
-      <w:r>
-        <w:rPr>
-          <w:sz w:val="22"/>
-          <w:szCs w:val="22"/>
-        </w:rPr>
-        <w:t xml:space="preserve">Le super-administrateur dispose de tous les pouvoirs d'un administrateur, sans restriction de permission, et de deux fonctions exclusives : la gestion des administrateurs et les paramètres de la plateforme. Il est aussi le destinataire du Support.</w:t>
-      </w:r>
-    </w:p>
-    <w:p>
-      <w:pPr>
-        <w:pStyle w:val="Heading1"/>
-      </w:pPr>
-      <w:r>
-        <w:t xml:space="preserve">1. Vos pouvoirs</w:t>
-      </w:r>
-    </w:p>
-    <w:p>
-      <w:pPr>
-        <w:pStyle w:val="ListParagraph"/>
-        <w:numPr>
-          <w:ilvl w:val="0"/>
-          <w:numId w:val="2"/>
-        </w:numPr>
-        <w:spacing w:after="40"/>
-      </w:pPr>
-      <w:r>
-        <w:rPr>
-          <w:sz w:val="22"/>
-          <w:szCs w:val="22"/>
-        </w:rPr>
-        <w:t xml:space="preserve">Vous accédez à toutes les fonctions d'administration sans restriction (voir le Guide Admin) : utilisateurs, coachs, finances.</w:t>
-      </w:r>
-    </w:p>
-    <w:p>
-      <w:pPr>
-        <w:pStyle w:val="ListParagraph"/>
-        <w:numPr>
-          <w:ilvl w:val="0"/>
-          <w:numId w:val="2"/>
-        </w:numPr>
-        <w:spacing w:after="40"/>
-      </w:pPr>
-      <w:r>
-        <w:rPr>
-          <w:sz w:val="22"/>
-          <w:szCs w:val="22"/>
-        </w:rPr>
-        <w:t xml:space="preserve">Vous pouvez en particulier rechercher n'importe quel coach (bouton « Coachs ») et consulter ou modifier son profil complet en mode administrateur.</w:t>
-      </w:r>
-    </w:p>
-    <w:p>
-      <w:pPr>
-        <w:pStyle w:val="ListParagraph"/>
-        <w:numPr>
-          <w:ilvl w:val="0"/>
-          <w:numId w:val="2"/>
-        </w:numPr>
-        <w:spacing w:after="40"/>
-      </w:pPr>
-      <w:r>
-        <w:rPr>
-          <w:sz w:val="22"/>
-          <w:szCs w:val="22"/>
-        </w:rPr>
-        <w:t xml:space="preserve">Validation des coachs, y compris le refus groupé (cochez plusieurs coachs en attente, saisissez un motif commun, « Refuser la sélection »).</w:t>
-      </w:r>
-    </w:p>
-    <w:p>
-      <w:pPr>
-        <w:pStyle w:val="ListParagraph"/>
-        <w:numPr>
-          <w:ilvl w:val="0"/>
-          <w:numId w:val="2"/>
-        </w:numPr>
-        <w:spacing w:after="40"/>
-      </w:pPr>
-      <w:r>
-        <w:rPr>
-          <w:sz w:val="22"/>
-          <w:szCs w:val="22"/>
-        </w:rPr>
-        <w:t xml:space="preserve">Vous disposez en plus de la gestion des administrateurs et des paramètres de la plateforme.</w:t>
-      </w:r>
-    </w:p>
-    <w:p>
-      <w:pPr>
-        <w:pStyle w:val="Heading1"/>
-      </w:pPr>
-      <w:r>
-        <w:t xml:space="preserve">Langue de lecture</w:t>
-      </w:r>
-    </w:p>
-    <w:p>
-      <w:pPr>
-        <w:spacing w:after="120"/>
-      </w:pPr>
-      <w:r>
-        <w:rPr>
-          <w:sz w:val="22"/>
-          <w:szCs w:val="22"/>
-        </w:rPr>
-        <w:t xml:space="preserve">L'application est disponible en 14 langues. Sur votre tableau de bord, la carte « Langue de lecture » permet de choisir la langue d'affichage ; votre choix est mémorisé pour vos prochaines visites.</w:t>
-      </w:r>
-    </w:p>
-    <w:p>
-      <w:pPr>
-        <w:pStyle w:val="ListParagraph"/>
-        <w:numPr>
-          <w:ilvl w:val="0"/>
-          <w:numId w:val="2"/>
-        </w:numPr>
-        <w:spacing w:after="40"/>
-      </w:pPr>
-      <w:r>
-        <w:rPr>
-          <w:sz w:val="22"/>
-          <w:szCs w:val="22"/>
-        </w:rPr>
-        <w:t xml:space="preserve">Français, Anglais, Arabe, Espagnol, Coréen, Mandarin (chinois), Russe, Ukrainien, Allemand, Portugais, Italien, Turc, Wolof, Swahili.</w:t>
-      </w:r>
-    </w:p>
-    <w:p>
-      <w:pPr>
-        <w:pStyle w:val="Heading1"/>
-      </w:pPr>
-      <w:r>
-        <w:t xml:space="preserve">Besoin d'aide ?</w:t>
-      </w:r>
-    </w:p>
-    <w:p>
-      <w:pPr>
-        <w:spacing w:after="120"/>
-      </w:pPr>
-      <w:r>
-        <w:rPr>
-          <w:sz w:val="22"/>
-          <w:szCs w:val="22"/>
-        </w:rPr>
-        <w:t xml:space="preserve">Une carte « Besoin d'aide ? » figure sur votre tableau de bord, et un bouton flottant « Aide » (en bas à droite de l'écran) vous permet d'ouvrir ce guide à tout moment.</w:t>
-      </w:r>
-    </w:p>
-    <w:p>
-      <w:pPr>
-        <w:pStyle w:val="Heading1"/>
-      </w:pPr>
-      <w:r>
-        <w:t xml:space="preserve">Installer l'application sur votre appareil</w:t>
-      </w:r>
-    </w:p>
-    <w:p>
-      <w:pPr>
-        <w:spacing w:after="120"/>
-      </w:pPr>
-      <w:r>
-        <w:rPr>
-          <w:sz w:val="22"/>
-          <w:szCs w:val="22"/>
-        </w:rPr>
-        <w:t xml:space="preserve">EduWeb est une application web installable : vous pouvez l'ajouter à l'écran d'accueil de votre téléphone ou au bureau de votre ordinateur, puis l'ouvrir comme une application classique — en plein écran, sans la barre du navigateur, avec l'icône EduWeb. L'installation est gratuite, rapide et ne passe par aucun magasin d'applications.</w:t>
-      </w:r>
-    </w:p>
-    <w:p>
-      <w:pPr>
-        <w:pStyle w:val="Heading2"/>
-      </w:pPr>
-      <w:r>
-        <w:t xml:space="preserve">Android (Chrome)</w:t>
-      </w:r>
-    </w:p>
-    <w:p>
-      <w:pPr>
-        <w:pStyle w:val="ListParagraph"/>
-        <w:numPr>
-          <w:ilvl w:val="0"/>
-          <w:numId w:val="3"/>
-        </w:numPr>
-        <w:spacing w:after="40"/>
-      </w:pPr>
-      <w:r>
-        <w:rPr>
-          <w:sz w:val="22"/>
-          <w:szCs w:val="22"/>
-        </w:rPr>
-        <w:t xml:space="preserve">Ouvrez family.eduweb.ci dans Chrome.</w:t>
-      </w:r>
-    </w:p>
-    <w:p>
-      <w:pPr>
-        <w:pStyle w:val="ListParagraph"/>
-        <w:numPr>
-          <w:ilvl w:val="0"/>
-          <w:numId w:val="3"/>
-        </w:numPr>
-        <w:spacing w:after="40"/>
-      </w:pPr>
-      <w:r>
-        <w:rPr>
-          <w:sz w:val="22"/>
-          <w:szCs w:val="22"/>
-        </w:rPr>
-        <w:t xml:space="preserve">Touchez la bannière « Installer l'application » si elle apparaît ; sinon, ouvrez le menu ⋮ (en haut à droite).</w:t>
-      </w:r>
-    </w:p>
-    <w:p>
-      <w:pPr>
-        <w:pStyle w:val="ListParagraph"/>
-        <w:numPr>
-          <w:ilvl w:val="0"/>
-          <w:numId w:val="3"/>
-        </w:numPr>
-        <w:spacing w:after="40"/>
-      </w:pPr>
-      <w:r>
-        <w:rPr>
-          <w:sz w:val="22"/>
-          <w:szCs w:val="22"/>
-        </w:rPr>
-        <w:t xml:space="preserve">Choisissez « Installer l'application » (ou « Ajouter à l'écran d'accueil »), puis confirmez.</w:t>
-      </w:r>
-    </w:p>
-    <w:p>
-      <w:pPr>
-        <w:pStyle w:val="Heading2"/>
-      </w:pPr>
-      <w:r>
-        <w:t xml:space="preserve">iPhone / iPad (Safari)</w:t>
-      </w:r>
-    </w:p>
-    <w:p>
-      <w:pPr>
-        <w:pStyle w:val="ListParagraph"/>
-        <w:numPr>
-          <w:ilvl w:val="0"/>
-          <w:numId w:val="4"/>
-        </w:numPr>
-        <w:spacing w:after="40"/>
-      </w:pPr>
-      <w:r>
-        <w:rPr>
-          <w:sz w:val="22"/>
-          <w:szCs w:val="22"/>
-        </w:rPr>
-        <w:t xml:space="preserve">Ouvrez family.eduweb.ci dans Safari.</w:t>
-      </w:r>
-    </w:p>
-    <w:p>
-      <w:pPr>
-        <w:pStyle w:val="ListParagraph"/>
-        <w:numPr>
-          <w:ilvl w:val="0"/>
-          <w:numId w:val="4"/>
-        </w:numPr>
-        <w:spacing w:after="40"/>
-      </w:pPr>
-      <w:r>
-        <w:rPr>
-          <w:sz w:val="22"/>
-          <w:szCs w:val="22"/>
-        </w:rPr>
-        <w:t xml:space="preserve">Touchez le bouton Partager (le carré surmonté d'une flèche vers le haut).</w:t>
-      </w:r>
-    </w:p>
-    <w:p>
-      <w:pPr>
-        <w:pStyle w:val="ListParagraph"/>
-        <w:numPr>
-          <w:ilvl w:val="0"/>
-          <w:numId w:val="4"/>
-        </w:numPr>
-        <w:spacing w:after="40"/>
-      </w:pPr>
-      <w:r>
-        <w:rPr>
-          <w:sz w:val="22"/>
-          <w:szCs w:val="22"/>
-        </w:rPr>
-        <w:t xml:space="preserve">Faites défiler, choisissez « Sur l'écran d'accueil », puis « Ajouter ».</w:t>
-      </w:r>
-    </w:p>
-    <w:p>
-      <w:pPr>
-        <w:pStyle w:val="Heading2"/>
-      </w:pPr>
-      <w:r>
-        <w:t xml:space="preserve">Ordinateur (Chrome ou Edge)</w:t>
-      </w:r>
-    </w:p>
-    <w:p>
-      <w:pPr>
-        <w:pStyle w:val="ListParagraph"/>
-        <w:numPr>
-          <w:ilvl w:val="0"/>
-          <w:numId w:val="5"/>
-        </w:numPr>
-        <w:spacing w:after="40"/>
-      </w:pPr>
-      <w:r>
-        <w:rPr>
-          <w:sz w:val="22"/>
-          <w:szCs w:val="22"/>
-        </w:rPr>
-        <w:t xml:space="preserve">Ouvrez family.eduweb.ci.</w:t>
-      </w:r>
-    </w:p>
-    <w:p>
-      <w:pPr>
-        <w:pStyle w:val="ListParagraph"/>
-        <w:numPr>
-          <w:ilvl w:val="0"/>
-          <w:numId w:val="5"/>
-        </w:numPr>
-        <w:spacing w:after="40"/>
-      </w:pPr>
-      <w:r>
-        <w:rPr>
-          <w:sz w:val="22"/>
-          <w:szCs w:val="22"/>
-        </w:rPr>
-        <w:t xml:space="preserve">Cliquez sur l'icône d'installation (un écran avec une flèche, ou ⊕) à droite de la barre d'adresse.</w:t>
-      </w:r>
-    </w:p>
-    <w:p>
-      <w:pPr>
-        <w:pStyle w:val="ListParagraph"/>
-        <w:numPr>
-          <w:ilvl w:val="0"/>
-          <w:numId w:val="5"/>
-        </w:numPr>
-        <w:spacing w:after="40"/>
-      </w:pPr>
-      <w:r>
-        <w:rPr>
-          <w:sz w:val="22"/>
-          <w:szCs w:val="22"/>
-        </w:rPr>
-        <w:t xml:space="preserve">Cliquez sur « Installer ».</w:t>
-      </w:r>
-    </w:p>
-    <w:p>
-      <w:pPr>
-        <w:spacing w:after="120"/>
-      </w:pPr>
-      <w:r>
-        <w:rPr>
-          <w:sz w:val="22"/>
-          <w:szCs w:val="22"/>
-        </w:rPr>
-        <w:t xml:space="preserve">Une fois installée, l'icône EduWeb apparaît sur votre écran d'accueil (ou votre bureau) et l'application se met à jour automatiquement à chaque connexion à Internet.</w:t>
-      </w:r>
-    </w:p>
-    <w:p>
-      <w:pPr>
-        <w:pBdr>
-          <w:top w:val="single" w:color="B8DCC6" w:sz="2" w:space="6"/>
-          <w:bottom w:val="single" w:color="B8DCC6" w:sz="2" w:space="6"/>
-          <w:left w:val="single" w:color="1E9E57" w:sz="18" w:space="10"/>
-          <w:right w:val="single" w:color="B8DCC6" w:sz="2" w:space="6"/>
-        </w:pBdr>
-        <w:shd w:fill="E8F5EC" w:val="clear"/>
-        <w:spacing w:after="140" w:before="80"/>
+          <w:sz w:val="36"/>
+          <w:szCs w:val="36"/>
+        </w:rPr>
+        <w:t xml:space="preserve">Sommaire</w:t>
+      </w:r>
+    </w:p>
+    <w:sdt>
+      <w:sdtPr>
+        <w:alias w:val="Sommaire"/>
+      </w:sdtPr>
+      <w:sdtContent>
+        <w:p>
+          <w:r>
+            <w:fldChar w:fldCharType="begin" w:dirty="true"/>
+            <w:instrText xml:space="preserve">TOC \h \o "1-1"</w:instrText>
+            <w:fldChar w:fldCharType="separate"/>
+          </w:r>
+        </w:p>
+        <w:p>
+          <w:r>
+            <w:fldChar w:fldCharType="end"/>
+          </w:r>
+        </w:p>
+      </w:sdtContent>
+    </w:sdt>
+    <w:p>
+      <w:r>
+        <w:br w:type="page"/>
+      </w:r>
+    </w:p>
+    <w:p>
+      <w:pPr>
+        <w:spacing w:after="80"/>
       </w:pPr>
       <w:r>
         <w:rPr>
           <w:b/>
           <w:bCs/>
-          <w:color w:val="0E6B3A"/>
+          <w:color w:val="1E9E57"/>
+          <w:spacing w:val="20"/>
+          <w:sz w:val="18"/>
+          <w:szCs w:val="18"/>
+        </w:rPr>
+        <w:t xml:space="preserve">À PROPOS DE CE GUIDE</w:t>
+      </w:r>
+    </w:p>
+    <w:p>
+      <w:pPr>
+        <w:pBdr>
+          <w:left w:val="single" w:color="1E9E57" w:sz="18" w:space="14"/>
+        </w:pBdr>
+        <w:spacing w:after="260"/>
+      </w:pPr>
+      <w:r>
+        <w:rPr>
+          <w:sz w:val="22"/>
+          <w:szCs w:val="22"/>
+        </w:rPr>
+        <w:t xml:space="preserve">Le super-administrateur dispose de tous les pouvoirs d'un administrateur, sans restriction de permission, et de deux fonctions exclusives : la gestion des administrateurs et les paramètres de la plateforme. Il est aussi le destinataire du Support.</w:t>
+      </w:r>
+    </w:p>
+    <w:p>
+      <w:pPr>
+        <w:pStyle w:val="Heading1"/>
+      </w:pPr>
+      <w:r>
+        <w:t xml:space="preserve">1.  Vos pouvoirs</w:t>
+      </w:r>
+    </w:p>
+    <w:p>
+      <w:pPr>
+        <w:pStyle w:val="ListParagraph"/>
+        <w:numPr>
+          <w:ilvl w:val="0"/>
+          <w:numId w:val="2"/>
+        </w:numPr>
+        <w:spacing w:after="40"/>
+      </w:pPr>
+      <w:r>
+        <w:rPr>
+          <w:sz w:val="22"/>
+          <w:szCs w:val="22"/>
+        </w:rPr>
+        <w:t xml:space="preserve">Vous accédez à toutes les fonctions d'administration sans restriction (voir le Guide Admin) : utilisateurs, coachs, finances.</w:t>
+      </w:r>
+    </w:p>
+    <w:p>
+      <w:pPr>
+        <w:pStyle w:val="ListParagraph"/>
+        <w:numPr>
+          <w:ilvl w:val="0"/>
+          <w:numId w:val="2"/>
+        </w:numPr>
+        <w:spacing w:after="40"/>
+      </w:pPr>
+      <w:r>
+        <w:rPr>
+          <w:sz w:val="22"/>
+          <w:szCs w:val="22"/>
+        </w:rPr>
+        <w:t xml:space="preserve">Vous pouvez en particulier rechercher n'importe quel coach (bouton « Coachs ») et consulter ou modifier son profil complet en mode administrateur.</w:t>
+      </w:r>
+    </w:p>
+    <w:p>
+      <w:pPr>
+        <w:pStyle w:val="ListParagraph"/>
+        <w:numPr>
+          <w:ilvl w:val="0"/>
+          <w:numId w:val="2"/>
+        </w:numPr>
+        <w:spacing w:after="40"/>
+      </w:pPr>
+      <w:r>
+        <w:rPr>
+          <w:sz w:val="22"/>
+          <w:szCs w:val="22"/>
+        </w:rPr>
+        <w:t xml:space="preserve">Validation des coachs, y compris le refus groupé (cochez plusieurs coachs en attente, saisissez un motif commun, « Refuser la sélection »).</w:t>
+      </w:r>
+    </w:p>
+    <w:p>
+      <w:pPr>
+        <w:pStyle w:val="ListParagraph"/>
+        <w:numPr>
+          <w:ilvl w:val="0"/>
+          <w:numId w:val="2"/>
+        </w:numPr>
+        <w:spacing w:after="40"/>
+      </w:pPr>
+      <w:r>
+        <w:rPr>
+          <w:sz w:val="22"/>
+          <w:szCs w:val="22"/>
+        </w:rPr>
+        <w:t xml:space="preserve">Vous disposez en plus de la gestion des administrateurs et des paramètres de la plateforme.</w:t>
+      </w:r>
+    </w:p>
+    <w:p>
+      <w:pPr>
+        <w:pStyle w:val="Heading1"/>
+      </w:pPr>
+      <w:r>
+        <w:t xml:space="preserve">2.  Langue de lecture</w:t>
+      </w:r>
+    </w:p>
+    <w:p>
+      <w:pPr>
+        <w:spacing w:after="120"/>
+      </w:pPr>
+      <w:r>
+        <w:rPr>
+          <w:sz w:val="22"/>
+          <w:szCs w:val="22"/>
+        </w:rPr>
+        <w:t xml:space="preserve">L'application est disponible en 14 langues. Sur votre tableau de bord, la carte « Langue de lecture » permet de choisir la langue d'affichage ; votre choix est mémorisé pour vos prochaines visites.</w:t>
+      </w:r>
+    </w:p>
+    <w:p>
+      <w:pPr>
+        <w:pStyle w:val="ListParagraph"/>
+        <w:numPr>
+          <w:ilvl w:val="0"/>
+          <w:numId w:val="2"/>
+        </w:numPr>
+        <w:spacing w:after="40"/>
+      </w:pPr>
+      <w:r>
+        <w:rPr>
+          <w:sz w:val="22"/>
+          <w:szCs w:val="22"/>
+        </w:rPr>
+        <w:t xml:space="preserve">Français, Anglais, Arabe, Espagnol, Coréen, Mandarin (chinois), Russe, Ukrainien, Allemand, Portugais, Italien, Turc, Wolof, Swahili.</w:t>
+      </w:r>
+    </w:p>
+    <w:p>
+      <w:pPr>
+        <w:pStyle w:val="Heading1"/>
+      </w:pPr>
+      <w:r>
+        <w:t xml:space="preserve">3.  Besoin d'aide ?</w:t>
+      </w:r>
+    </w:p>
+    <w:p>
+      <w:pPr>
+        <w:spacing w:after="120"/>
+      </w:pPr>
+      <w:r>
+        <w:rPr>
+          <w:sz w:val="22"/>
+          <w:szCs w:val="22"/>
+        </w:rPr>
+        <w:t xml:space="preserve">Une carte « Besoin d'aide ? » figure sur votre tableau de bord, et un bouton flottant « Aide » (en bas à droite de l'écran) vous permet d'ouvrir ce guide à tout moment.</w:t>
+      </w:r>
+    </w:p>
+    <w:p>
+      <w:pPr>
+        <w:pStyle w:val="Heading1"/>
+      </w:pPr>
+      <w:r>
+        <w:t xml:space="preserve">4.  Installer l'application sur votre appareil</w:t>
+      </w:r>
+    </w:p>
+    <w:p>
+      <w:pPr>
+        <w:spacing w:after="120"/>
+      </w:pPr>
+      <w:r>
+        <w:rPr>
+          <w:sz w:val="22"/>
+          <w:szCs w:val="22"/>
+        </w:rPr>
+        <w:t xml:space="preserve">EduWeb est une application web installable : vous pouvez l'ajouter à l'écran d'accueil de votre téléphone ou au bureau de votre ordinateur, puis l'ouvrir comme une application classique — en plein écran, sans la barre du navigateur, avec l'icône EduWeb. L'installation est gratuite, rapide et ne passe par aucun magasin d'applications.</w:t>
+      </w:r>
+    </w:p>
+    <w:p>
+      <w:pPr>
+        <w:pStyle w:val="Heading2"/>
+      </w:pPr>
+      <w:r>
+        <w:t xml:space="preserve">Android (Chrome)</w:t>
+      </w:r>
+    </w:p>
+    <w:p>
+      <w:pPr>
+        <w:pStyle w:val="ListParagraph"/>
+        <w:numPr>
+          <w:ilvl w:val="0"/>
+          <w:numId w:val="3"/>
+        </w:numPr>
+        <w:spacing w:after="40"/>
+      </w:pPr>
+      <w:r>
+        <w:rPr>
+          <w:sz w:val="22"/>
+          <w:szCs w:val="22"/>
+        </w:rPr>
+        <w:t xml:space="preserve">Ouvrez family.eduweb.ci dans Chrome.</w:t>
+      </w:r>
+    </w:p>
+    <w:p>
+      <w:pPr>
+        <w:pStyle w:val="ListParagraph"/>
+        <w:numPr>
+          <w:ilvl w:val="0"/>
+          <w:numId w:val="3"/>
+        </w:numPr>
+        <w:spacing w:after="40"/>
+      </w:pPr>
+      <w:r>
+        <w:rPr>
+          <w:sz w:val="22"/>
+          <w:szCs w:val="22"/>
+        </w:rPr>
+        <w:t xml:space="preserve">Touchez la bannière « Installer l'application » si elle apparaît ; sinon, ouvrez le menu ⋮ (en haut à droite).</w:t>
+      </w:r>
+    </w:p>
+    <w:p>
+      <w:pPr>
+        <w:pStyle w:val="ListParagraph"/>
+        <w:numPr>
+          <w:ilvl w:val="0"/>
+          <w:numId w:val="3"/>
+        </w:numPr>
+        <w:spacing w:after="40"/>
+      </w:pPr>
+      <w:r>
+        <w:rPr>
+          <w:sz w:val="22"/>
+          <w:szCs w:val="22"/>
+        </w:rPr>
+        <w:t xml:space="preserve">Choisissez « Installer l'application » (ou « Ajouter à l'écran d'accueil »), puis confirmez.</w:t>
+      </w:r>
+    </w:p>
+    <w:p>
+      <w:pPr>
+        <w:pStyle w:val="Heading2"/>
+      </w:pPr>
+      <w:r>
+        <w:t xml:space="preserve">iPhone / iPad (Safari)</w:t>
+      </w:r>
+    </w:p>
+    <w:p>
+      <w:pPr>
+        <w:pStyle w:val="ListParagraph"/>
+        <w:numPr>
+          <w:ilvl w:val="0"/>
+          <w:numId w:val="4"/>
+        </w:numPr>
+        <w:spacing w:after="40"/>
+      </w:pPr>
+      <w:r>
+        <w:rPr>
+          <w:sz w:val="22"/>
+          <w:szCs w:val="22"/>
+        </w:rPr>
+        <w:t xml:space="preserve">Ouvrez family.eduweb.ci dans Safari.</w:t>
+      </w:r>
+    </w:p>
+    <w:p>
+      <w:pPr>
+        <w:pStyle w:val="ListParagraph"/>
+        <w:numPr>
+          <w:ilvl w:val="0"/>
+          <w:numId w:val="4"/>
+        </w:numPr>
+        <w:spacing w:after="40"/>
+      </w:pPr>
+      <w:r>
+        <w:rPr>
+          <w:sz w:val="22"/>
+          <w:szCs w:val="22"/>
+        </w:rPr>
+        <w:t xml:space="preserve">Touchez le bouton Partager (le carré surmonté d'une flèche vers le haut).</w:t>
+      </w:r>
+    </w:p>
+    <w:p>
+      <w:pPr>
+        <w:pStyle w:val="ListParagraph"/>
+        <w:numPr>
+          <w:ilvl w:val="0"/>
+          <w:numId w:val="4"/>
+        </w:numPr>
+        <w:spacing w:after="40"/>
+      </w:pPr>
+      <w:r>
+        <w:rPr>
+          <w:sz w:val="22"/>
+          <w:szCs w:val="22"/>
+        </w:rPr>
+        <w:t xml:space="preserve">Faites défiler, choisissez « Sur l'écran d'accueil », puis « Ajouter ».</w:t>
+      </w:r>
+    </w:p>
+    <w:p>
+      <w:pPr>
+        <w:pStyle w:val="Heading2"/>
+      </w:pPr>
+      <w:r>
+        <w:t xml:space="preserve">Ordinateur (Chrome ou Edge)</w:t>
+      </w:r>
+    </w:p>
+    <w:p>
+      <w:pPr>
+        <w:pStyle w:val="ListParagraph"/>
+        <w:numPr>
+          <w:ilvl w:val="0"/>
+          <w:numId w:val="5"/>
+        </w:numPr>
+        <w:spacing w:after="40"/>
+      </w:pPr>
+      <w:r>
+        <w:rPr>
+          <w:sz w:val="22"/>
+          <w:szCs w:val="22"/>
+        </w:rPr>
+        <w:t xml:space="preserve">Ouvrez family.eduweb.ci.</w:t>
+      </w:r>
+    </w:p>
+    <w:p>
+      <w:pPr>
+        <w:pStyle w:val="ListParagraph"/>
+        <w:numPr>
+          <w:ilvl w:val="0"/>
+          <w:numId w:val="5"/>
+        </w:numPr>
+        <w:spacing w:after="40"/>
+      </w:pPr>
+      <w:r>
+        <w:rPr>
+          <w:sz w:val="22"/>
+          <w:szCs w:val="22"/>
+        </w:rPr>
+        <w:t xml:space="preserve">Cliquez sur l'icône d'installation (un écran avec une flèche, ou ⊕) à droite de la barre d'adresse.</w:t>
+      </w:r>
+    </w:p>
+    <w:p>
+      <w:pPr>
+        <w:pStyle w:val="ListParagraph"/>
+        <w:numPr>
+          <w:ilvl w:val="0"/>
+          <w:numId w:val="5"/>
+        </w:numPr>
+        <w:spacing w:after="40"/>
+      </w:pPr>
+      <w:r>
+        <w:rPr>
+          <w:sz w:val="22"/>
+          <w:szCs w:val="22"/>
+        </w:rPr>
+        <w:t xml:space="preserve">Cliquez sur « Installer ».</w:t>
+      </w:r>
+    </w:p>
+    <w:p>
+      <w:pPr>
+        <w:spacing w:after="120"/>
+      </w:pPr>
+      <w:r>
+        <w:rPr>
+          <w:sz w:val="22"/>
+          <w:szCs w:val="22"/>
+        </w:rPr>
+        <w:t xml:space="preserve">Une fois installée, l'icône EduWeb apparaît sur votre écran d'accueil (ou votre bureau) et l'application se met à jour automatiquement à chaque connexion à Internet.</w:t>
+      </w:r>
+    </w:p>
+    <w:p>
+      <w:pPr>
+        <w:pBdr>
+          <w:top w:val="single" w:color="E8F5EC" w:sz="2" w:space="6"/>
+          <w:bottom w:val="single" w:color="E8F5EC" w:sz="2" w:space="6"/>
+          <w:left w:val="single" w:color="1E9E57" w:sz="18" w:space="10"/>
+          <w:right w:val="single" w:color="E8F5EC" w:sz="2" w:space="6"/>
+        </w:pBdr>
+        <w:shd w:fill="E8F5EC" w:color="auto" w:val="clear"/>
+        <w:spacing w:after="140" w:before="80"/>
+      </w:pPr>
+      <w:r>
+        <w:rPr>
+          <w:b/>
+          <w:bCs/>
+          <w:color w:val="1E9E57"/>
           <w:sz w:val="21"/>
           <w:szCs w:val="21"/>
         </w:rPr>
@@ -484,7 +567,7 @@
         <w:pStyle w:val="Heading1"/>
       </w:pPr>
       <w:r>
-        <w:t xml:space="preserve">2. Gérer les administrateurs</w:t>
+        <w:t xml:space="preserve">5.  Gérer les administrateurs</w:t>
       </w:r>
     </w:p>
     <w:p>
@@ -536,19 +619,19 @@
     <w:p>
       <w:pPr>
         <w:pBdr>
-          <w:top w:val="single" w:color="B8DCC6" w:sz="2" w:space="6"/>
-          <w:bottom w:val="single" w:color="B8DCC6" w:sz="2" w:space="6"/>
+          <w:top w:val="single" w:color="E8F5EC" w:sz="2" w:space="6"/>
+          <w:bottom w:val="single" w:color="E8F5EC" w:sz="2" w:space="6"/>
           <w:left w:val="single" w:color="1E9E57" w:sz="18" w:space="10"/>
-          <w:right w:val="single" w:color="B8DCC6" w:sz="2" w:space="6"/>
+          <w:right w:val="single" w:color="E8F5EC" w:sz="2" w:space="6"/>
         </w:pBdr>
-        <w:shd w:fill="E8F5EC" w:val="clear"/>
+        <w:shd w:fill="E8F5EC" w:color="auto" w:val="clear"/>
         <w:spacing w:after="140" w:before="80"/>
       </w:pPr>
       <w:r>
         <w:rPr>
           <w:b/>
           <w:bCs/>
-          <w:color w:val="0E6B3A"/>
+          <w:color w:val="1E9E57"/>
           <w:sz w:val="21"/>
           <w:szCs w:val="21"/>
         </w:rPr>
@@ -568,7 +651,7 @@
         <w:pStyle w:val="Heading1"/>
       </w:pPr>
       <w:r>
-        <w:t xml:space="preserve">3. Paramètres de la plateforme</w:t>
+        <w:t xml:space="preserve">6.  Paramètres de la plateforme</w:t>
       </w:r>
     </w:p>
     <w:p>
@@ -620,19 +703,19 @@
     <w:p>
       <w:pPr>
         <w:pBdr>
-          <w:top w:val="single" w:color="B8DCC6" w:sz="2" w:space="6"/>
-          <w:bottom w:val="single" w:color="B8DCC6" w:sz="2" w:space="6"/>
+          <w:top w:val="single" w:color="E8F5EC" w:sz="2" w:space="6"/>
+          <w:bottom w:val="single" w:color="E8F5EC" w:sz="2" w:space="6"/>
           <w:left w:val="single" w:color="1E9E57" w:sz="18" w:space="10"/>
-          <w:right w:val="single" w:color="B8DCC6" w:sz="2" w:space="6"/>
+          <w:right w:val="single" w:color="E8F5EC" w:sz="2" w:space="6"/>
         </w:pBdr>
-        <w:shd w:fill="E8F5EC" w:val="clear"/>
+        <w:shd w:fill="E8F5EC" w:color="auto" w:val="clear"/>
         <w:spacing w:after="140" w:before="80"/>
       </w:pPr>
       <w:r>
         <w:rPr>
           <w:b/>
           <w:bCs/>
-          <w:color w:val="0E6B3A"/>
+          <w:color w:val="1E9E57"/>
           <w:sz w:val="21"/>
           <w:szCs w:val="21"/>
         </w:rPr>
@@ -652,7 +735,7 @@
         <w:pStyle w:val="Heading1"/>
       </w:pPr>
       <w:r>
-        <w:t xml:space="preserve">4. Support</w:t>
+        <w:t xml:space="preserve">7.  Support</w:t>
       </w:r>
     </w:p>
     <w:p>
@@ -672,7 +755,7 @@
         <w:pStyle w:val="Heading1"/>
       </w:pPr>
       <w:r>
-        <w:t xml:space="preserve">5. Bonnes pratiques</w:t>
+        <w:t xml:space="preserve">8.  Bonnes pratiques</w:t>
       </w:r>
     </w:p>
     <w:p>
@@ -728,7 +811,7 @@
     </w:p>
     <w:sectPr>
       <w:footerReference w:type="default" r:id="rId7"/>
-      <w:pgSz w:w="12240" w:h="15840" w:orient="portrait"/>
+      <w:pgSz w:w="11906" w:h="16838" w:orient="portrait"/>
       <w:pgMar w:top="1440" w:right="1440" w:bottom="1440" w:left="1440" w:header="708" w:footer="708" w:gutter="0"/>
       <w:pgNumType/>
       <w:docGrid w:linePitch="360"/>
@@ -786,7 +869,7 @@
         <w:top w:val="single" w:color="DDDDDD" w:sz="4" w:space="6"/>
       </w:pBdr>
       <w:tabs>
-        <w:tab w:val="right" w:pos="9360"/>
+        <w:tab w:val="right" w:pos="9026"/>
       </w:tabs>
     </w:pPr>
     <w:r>
@@ -1232,7 +1315,10 @@
     <w:next w:val="Normal"/>
     <w:qFormat/>
     <w:pPr>
-      <w:spacing w:after="140" w:before="280"/>
+      <w:pBdr>
+        <w:bottom w:val="single" w:color="1E9E57" w:sz="8" w:space="4"/>
+      </w:pBdr>
+      <w:spacing w:after="160" w:before="340"/>
       <w:outlineLvl w:val="0"/>
     </w:pPr>
     <w:rPr>

--- a/guides/Guide-Super-Admin-EduWeb.docx
+++ b/guides/Guide-Super-Admin-EduWeb.docx
@@ -109,7 +109,7 @@
           <w:sz w:val="16"/>
           <w:szCs w:val="16"/>
         </w:rPr>
-        <w:t xml:space="preserve">family.eduweb.ci · Version du 20 juin 2026</w:t>
+        <w:t xml:space="preserve">family.eduweb.ci · Version du 19 juillet 2026</w:t>
       </w:r>
     </w:p>
     <w:p>
@@ -195,83 +195,7 @@
         <w:pStyle w:val="Heading1"/>
       </w:pPr>
       <w:r>
-        <w:t xml:space="preserve">1.  Vos pouvoirs</w:t>
-      </w:r>
-    </w:p>
-    <w:p>
-      <w:pPr>
-        <w:pStyle w:val="ListParagraph"/>
-        <w:numPr>
-          <w:ilvl w:val="0"/>
-          <w:numId w:val="2"/>
-        </w:numPr>
-        <w:spacing w:after="40"/>
-      </w:pPr>
-      <w:r>
-        <w:rPr>
-          <w:sz w:val="22"/>
-          <w:szCs w:val="22"/>
-        </w:rPr>
-        <w:t xml:space="preserve">Vous accédez à toutes les fonctions d'administration sans restriction (voir le Guide Admin) : utilisateurs, coachs, finances.</w:t>
-      </w:r>
-    </w:p>
-    <w:p>
-      <w:pPr>
-        <w:pStyle w:val="ListParagraph"/>
-        <w:numPr>
-          <w:ilvl w:val="0"/>
-          <w:numId w:val="2"/>
-        </w:numPr>
-        <w:spacing w:after="40"/>
-      </w:pPr>
-      <w:r>
-        <w:rPr>
-          <w:sz w:val="22"/>
-          <w:szCs w:val="22"/>
-        </w:rPr>
-        <w:t xml:space="preserve">Vous pouvez en particulier rechercher n'importe quel coach (bouton « Coachs ») et consulter ou modifier son profil complet en mode administrateur.</w:t>
-      </w:r>
-    </w:p>
-    <w:p>
-      <w:pPr>
-        <w:pStyle w:val="ListParagraph"/>
-        <w:numPr>
-          <w:ilvl w:val="0"/>
-          <w:numId w:val="2"/>
-        </w:numPr>
-        <w:spacing w:after="40"/>
-      </w:pPr>
-      <w:r>
-        <w:rPr>
-          <w:sz w:val="22"/>
-          <w:szCs w:val="22"/>
-        </w:rPr>
-        <w:t xml:space="preserve">Validation des coachs, y compris le refus groupé (cochez plusieurs coachs en attente, saisissez un motif commun, « Refuser la sélection »).</w:t>
-      </w:r>
-    </w:p>
-    <w:p>
-      <w:pPr>
-        <w:pStyle w:val="ListParagraph"/>
-        <w:numPr>
-          <w:ilvl w:val="0"/>
-          <w:numId w:val="2"/>
-        </w:numPr>
-        <w:spacing w:after="40"/>
-      </w:pPr>
-      <w:r>
-        <w:rPr>
-          <w:sz w:val="22"/>
-          <w:szCs w:val="22"/>
-        </w:rPr>
-        <w:t xml:space="preserve">Vous disposez en plus de la gestion des administrateurs et des paramètres de la plateforme.</w:t>
-      </w:r>
-    </w:p>
-    <w:p>
-      <w:pPr>
-        <w:pStyle w:val="Heading1"/>
-      </w:pPr>
-      <w:r>
-        <w:t xml:space="preserve">2.  Langue de lecture</w:t>
+        <w:t xml:space="preserve">1.  Bien démarrer — à lire en premier</w:t>
       </w:r>
     </w:p>
     <w:p>
@@ -283,64 +207,37 @@
           <w:sz w:val="22"/>
           <w:szCs w:val="22"/>
         </w:rPr>
-        <w:t xml:space="preserve">L'application est disponible en 14 langues. Sur votre tableau de bord, la carte « Langue de lecture » permet de choisir la langue d'affichage ; votre choix est mémorisé pour vos prochaines visites.</w:t>
-      </w:r>
-    </w:p>
-    <w:p>
-      <w:pPr>
-        <w:pStyle w:val="ListParagraph"/>
-        <w:numPr>
-          <w:ilvl w:val="0"/>
-          <w:numId w:val="2"/>
-        </w:numPr>
-        <w:spacing w:after="40"/>
-      </w:pPr>
-      <w:r>
-        <w:rPr>
-          <w:sz w:val="22"/>
-          <w:szCs w:val="22"/>
-        </w:rPr>
-        <w:t xml:space="preserve">Français, Anglais, Arabe, Espagnol, Coréen, Mandarin (chinois), Russe, Ukrainien, Allemand, Portugais, Italien, Turc, Wolof, Swahili.</w:t>
-      </w:r>
-    </w:p>
-    <w:p>
-      <w:pPr>
-        <w:pStyle w:val="Heading1"/>
-      </w:pPr>
-      <w:r>
-        <w:t xml:space="preserve">3.  Besoin d'aide ?</w:t>
-      </w:r>
-    </w:p>
-    <w:p>
-      <w:pPr>
-        <w:spacing w:after="120"/>
-      </w:pPr>
-      <w:r>
-        <w:rPr>
-          <w:sz w:val="22"/>
-          <w:szCs w:val="22"/>
-        </w:rPr>
-        <w:t xml:space="preserve">Une carte « Besoin d'aide ? » figure sur votre tableau de bord, et un bouton flottant « Aide » (en bas à droite de l'écran) vous permet d'ouvrir ce guide à tout moment.</w:t>
-      </w:r>
-    </w:p>
-    <w:p>
-      <w:pPr>
-        <w:pStyle w:val="Heading1"/>
-      </w:pPr>
-      <w:r>
-        <w:t xml:space="preserve">4.  Installer l'application sur votre appareil</w:t>
-      </w:r>
-    </w:p>
-    <w:p>
-      <w:pPr>
-        <w:spacing w:after="120"/>
-      </w:pPr>
-      <w:r>
-        <w:rPr>
-          <w:sz w:val="22"/>
-          <w:szCs w:val="22"/>
-        </w:rPr>
-        <w:t xml:space="preserve">EduWeb est une application web installable : vous pouvez l'ajouter à l'écran d'accueil de votre téléphone ou au bureau de votre ordinateur, puis l'ouvrir comme une application classique — en plein écran, sans la barre du navigateur, avec l'icône EduWeb. L'installation est gratuite, rapide et ne passe par aucun magasin d'applications.</w:t>
+        <w:t xml:space="preserve">Ce guide est fait pour tout le monde, même si vous n'avez pas l'habitude des téléphones ou des ordinateurs. Avancez à votre rythme : vous ne pouvez rien « casser », et il est toujours possible de revenir en arrière.</w:t>
+      </w:r>
+    </w:p>
+    <w:p>
+      <w:pPr>
+        <w:pBdr>
+          <w:top w:val="single" w:color="EAF3FB" w:sz="2" w:space="6"/>
+          <w:bottom w:val="single" w:color="EAF3FB" w:sz="2" w:space="6"/>
+          <w:left w:val="single" w:color="2A77C6" w:sz="18" w:space="10"/>
+          <w:right w:val="single" w:color="EAF3FB" w:sz="2" w:space="6"/>
+        </w:pBdr>
+        <w:shd w:fill="EAF3FB" w:color="auto" w:val="clear"/>
+        <w:spacing w:after="140" w:before="80"/>
+      </w:pPr>
+      <w:r>
+        <w:rPr>
+          <w:b/>
+          <w:bCs/>
+          <w:color w:val="2A77C6"/>
+          <w:sz w:val="21"/>
+          <w:szCs w:val="21"/>
+        </w:rPr>
+        <w:t xml:space="preserve">Astuce — </w:t>
+      </w:r>
+      <w:r>
+        <w:rPr>
+          <w:color w:val="1B3A57"/>
+          <w:sz w:val="21"/>
+          <w:szCs w:val="21"/>
+        </w:rPr>
+        <w:t xml:space="preserve">Pour utiliser EduWeb, il vous faut seulement deux choses : un appareil connecté à Internet (téléphone Android, iPhone ou ordinateur) et une adresse e-mail. Si vous n'en avez pas, faites-vous aider pour créer une adresse gratuite (par exemple une adresse Gmail).</w:t>
       </w:r>
     </w:p>
     <w:p>
@@ -348,7 +245,227 @@
         <w:pStyle w:val="Heading2"/>
       </w:pPr>
       <w:r>
-        <w:t xml:space="preserve">Android (Chrome)</w:t>
+        <w:t xml:space="preserve">Quelques mots à connaître</w:t>
+      </w:r>
+    </w:p>
+    <w:p>
+      <w:pPr>
+        <w:pStyle w:val="ListParagraph"/>
+        <w:numPr>
+          <w:ilvl w:val="0"/>
+          <w:numId w:val="2"/>
+        </w:numPr>
+        <w:spacing w:after="40"/>
+      </w:pPr>
+      <w:r>
+        <w:rPr>
+          <w:sz w:val="22"/>
+          <w:szCs w:val="22"/>
+        </w:rPr>
+        <w:t xml:space="preserve">Navigateur : le programme qui sert à ouvrir les sites Internet. Sur Android, c'est souvent « Chrome » ; sur iPhone, « Safari ».</w:t>
+      </w:r>
+    </w:p>
+    <w:p>
+      <w:pPr>
+        <w:pStyle w:val="ListParagraph"/>
+        <w:numPr>
+          <w:ilvl w:val="0"/>
+          <w:numId w:val="2"/>
+        </w:numPr>
+        <w:spacing w:after="40"/>
+      </w:pPr>
+      <w:r>
+        <w:rPr>
+          <w:sz w:val="22"/>
+          <w:szCs w:val="22"/>
+        </w:rPr>
+        <w:t xml:space="preserve">Adresse du site : ce que l'on écrit tout en haut de l'écran pour ouvrir EduWeb. La nôtre est : family.eduweb.ci</w:t>
+      </w:r>
+    </w:p>
+    <w:p>
+      <w:pPr>
+        <w:pStyle w:val="ListParagraph"/>
+        <w:numPr>
+          <w:ilvl w:val="0"/>
+          <w:numId w:val="2"/>
+        </w:numPr>
+        <w:spacing w:after="40"/>
+      </w:pPr>
+      <w:r>
+        <w:rPr>
+          <w:sz w:val="22"/>
+          <w:szCs w:val="22"/>
+        </w:rPr>
+        <w:t xml:space="preserve">Compte : votre espace personnel, protégé par votre e-mail et un mot de passe.</w:t>
+      </w:r>
+    </w:p>
+    <w:p>
+      <w:pPr>
+        <w:pStyle w:val="ListParagraph"/>
+        <w:numPr>
+          <w:ilvl w:val="0"/>
+          <w:numId w:val="2"/>
+        </w:numPr>
+        <w:spacing w:after="40"/>
+      </w:pPr>
+      <w:r>
+        <w:rPr>
+          <w:sz w:val="22"/>
+          <w:szCs w:val="22"/>
+        </w:rPr>
+        <w:t xml:space="preserve">E-mail (ou courriel) : votre adresse électronique, du type nom@exemple.com. Elle sert à créer votre compte et à recevoir les messages importants.</w:t>
+      </w:r>
+    </w:p>
+    <w:p>
+      <w:pPr>
+        <w:pStyle w:val="ListParagraph"/>
+        <w:numPr>
+          <w:ilvl w:val="0"/>
+          <w:numId w:val="2"/>
+        </w:numPr>
+        <w:spacing w:after="40"/>
+      </w:pPr>
+      <w:r>
+        <w:rPr>
+          <w:sz w:val="22"/>
+          <w:szCs w:val="22"/>
+        </w:rPr>
+        <w:t xml:space="preserve">Mot de passe : un code secret que vous choisissez (au moins 6 caractères). Ne le communiquez à personne.</w:t>
+      </w:r>
+    </w:p>
+    <w:p>
+      <w:pPr>
+        <w:pStyle w:val="ListParagraph"/>
+        <w:numPr>
+          <w:ilvl w:val="0"/>
+          <w:numId w:val="2"/>
+        </w:numPr>
+        <w:spacing w:after="40"/>
+      </w:pPr>
+      <w:r>
+        <w:rPr>
+          <w:sz w:val="22"/>
+          <w:szCs w:val="22"/>
+        </w:rPr>
+        <w:t xml:space="preserve">Bouton : une zone colorée sur laquelle on appuie pour agir (par exemple « Créer un compte »).</w:t>
+      </w:r>
+    </w:p>
+    <w:p>
+      <w:pPr>
+        <w:pStyle w:val="ListParagraph"/>
+        <w:numPr>
+          <w:ilvl w:val="0"/>
+          <w:numId w:val="2"/>
+        </w:numPr>
+        <w:spacing w:after="40"/>
+      </w:pPr>
+      <w:r>
+        <w:rPr>
+          <w:sz w:val="22"/>
+          <w:szCs w:val="22"/>
+        </w:rPr>
+        <w:t xml:space="preserve">Lien : un mot souligné ou coloré sur lequel on appuie pour aller à une autre page.</w:t>
+      </w:r>
+    </w:p>
+    <w:p>
+      <w:pPr>
+        <w:pStyle w:val="ListParagraph"/>
+        <w:numPr>
+          <w:ilvl w:val="0"/>
+          <w:numId w:val="2"/>
+        </w:numPr>
+        <w:spacing w:after="40"/>
+      </w:pPr>
+      <w:r>
+        <w:rPr>
+          <w:sz w:val="22"/>
+          <w:szCs w:val="22"/>
+        </w:rPr>
+        <w:t xml:space="preserve">Formulaire : une suite de cases à remplir (nom, e-mail, etc.).</w:t>
+      </w:r>
+    </w:p>
+    <w:p>
+      <w:pPr>
+        <w:pStyle w:val="Heading2"/>
+      </w:pPr>
+      <w:r>
+        <w:t xml:space="preserve">Les gestes de base</w:t>
+      </w:r>
+    </w:p>
+    <w:p>
+      <w:pPr>
+        <w:pStyle w:val="ListParagraph"/>
+        <w:numPr>
+          <w:ilvl w:val="0"/>
+          <w:numId w:val="2"/>
+        </w:numPr>
+        <w:spacing w:after="40"/>
+      </w:pPr>
+      <w:r>
+        <w:rPr>
+          <w:sz w:val="22"/>
+          <w:szCs w:val="22"/>
+        </w:rPr>
+        <w:t xml:space="preserve">Toucher ou cliquer : appuyer une fois sur un bouton ou un lien — avec le doigt sur un téléphone, avec la souris sur un ordinateur.</w:t>
+      </w:r>
+    </w:p>
+    <w:p>
+      <w:pPr>
+        <w:pStyle w:val="ListParagraph"/>
+        <w:numPr>
+          <w:ilvl w:val="0"/>
+          <w:numId w:val="2"/>
+        </w:numPr>
+        <w:spacing w:after="40"/>
+      </w:pPr>
+      <w:r>
+        <w:rPr>
+          <w:sz w:val="22"/>
+          <w:szCs w:val="22"/>
+        </w:rPr>
+        <w:t xml:space="preserve">Faire défiler : glisser le doigt vers le haut ou vers le bas pour voir la suite de la page.</w:t>
+      </w:r>
+    </w:p>
+    <w:p>
+      <w:pPr>
+        <w:pStyle w:val="ListParagraph"/>
+        <w:numPr>
+          <w:ilvl w:val="0"/>
+          <w:numId w:val="2"/>
+        </w:numPr>
+        <w:spacing w:after="40"/>
+      </w:pPr>
+      <w:r>
+        <w:rPr>
+          <w:sz w:val="22"/>
+          <w:szCs w:val="22"/>
+        </w:rPr>
+        <w:t xml:space="preserve">Écrire : touchez une case ; un clavier apparaît (sur téléphone) pour taper votre texte.</w:t>
+      </w:r>
+    </w:p>
+    <w:p>
+      <w:pPr>
+        <w:pStyle w:val="ListParagraph"/>
+        <w:numPr>
+          <w:ilvl w:val="0"/>
+          <w:numId w:val="2"/>
+        </w:numPr>
+        <w:spacing w:after="40"/>
+      </w:pPr>
+      <w:r>
+        <w:rPr>
+          <w:sz w:val="22"/>
+          <w:szCs w:val="22"/>
+        </w:rPr>
+        <w:t xml:space="preserve">Revenir en arrière : la flèche « ← », en haut de l'écran, ramène à la page précédente.</w:t>
+      </w:r>
+    </w:p>
+    <w:p>
+      <w:pPr>
+        <w:pStyle w:val="Heading2"/>
+      </w:pPr>
+      <w:r>
+        <w:t xml:space="preserve">Ouvrir EduWeb (la première fois)</w:t>
       </w:r>
     </w:p>
     <w:p>
@@ -365,7 +482,7 @@
           <w:sz w:val="22"/>
           <w:szCs w:val="22"/>
         </w:rPr>
-        <w:t xml:space="preserve">Ouvrez family.eduweb.ci dans Chrome.</w:t>
+        <w:t xml:space="preserve">Ouvrez votre navigateur : l'icône « Chrome » (Android) ou « Safari » (iPhone).</w:t>
       </w:r>
     </w:p>
     <w:p>
@@ -382,7 +499,7 @@
           <w:sz w:val="22"/>
           <w:szCs w:val="22"/>
         </w:rPr>
-        <w:t xml:space="preserve">Touchez la bannière « Installer l'application » si elle apparaît ; sinon, ouvrez le menu ⋮ (en haut à droite).</w:t>
+        <w:t xml:space="preserve">Tout en haut de l'écran, écrivez l'adresse : family.eduweb.ci</w:t>
       </w:r>
     </w:p>
     <w:p>
@@ -399,137 +516,54 @@
           <w:sz w:val="22"/>
           <w:szCs w:val="22"/>
         </w:rPr>
-        <w:t xml:space="preserve">Choisissez « Installer l'application » (ou « Ajouter à l'écran d'accueil »), puis confirmez.</w:t>
-      </w:r>
-    </w:p>
-    <w:p>
-      <w:pPr>
-        <w:pStyle w:val="Heading2"/>
-      </w:pPr>
-      <w:r>
-        <w:t xml:space="preserve">iPhone / iPad (Safari)</w:t>
-      </w:r>
-    </w:p>
-    <w:p>
-      <w:pPr>
-        <w:pStyle w:val="ListParagraph"/>
-        <w:numPr>
-          <w:ilvl w:val="0"/>
-          <w:numId w:val="4"/>
-        </w:numPr>
-        <w:spacing w:after="40"/>
-      </w:pPr>
-      <w:r>
-        <w:rPr>
-          <w:sz w:val="22"/>
-          <w:szCs w:val="22"/>
-        </w:rPr>
-        <w:t xml:space="preserve">Ouvrez family.eduweb.ci dans Safari.</w:t>
-      </w:r>
-    </w:p>
-    <w:p>
-      <w:pPr>
-        <w:pStyle w:val="ListParagraph"/>
-        <w:numPr>
-          <w:ilvl w:val="0"/>
-          <w:numId w:val="4"/>
-        </w:numPr>
-        <w:spacing w:after="40"/>
-      </w:pPr>
-      <w:r>
-        <w:rPr>
-          <w:sz w:val="22"/>
-          <w:szCs w:val="22"/>
-        </w:rPr>
-        <w:t xml:space="preserve">Touchez le bouton Partager (le carré surmonté d'une flèche vers le haut).</w:t>
-      </w:r>
-    </w:p>
-    <w:p>
-      <w:pPr>
-        <w:pStyle w:val="ListParagraph"/>
-        <w:numPr>
-          <w:ilvl w:val="0"/>
-          <w:numId w:val="4"/>
-        </w:numPr>
-        <w:spacing w:after="40"/>
-      </w:pPr>
-      <w:r>
-        <w:rPr>
-          <w:sz w:val="22"/>
-          <w:szCs w:val="22"/>
-        </w:rPr>
-        <w:t xml:space="preserve">Faites défiler, choisissez « Sur l'écran d'accueil », puis « Ajouter ».</w:t>
-      </w:r>
-    </w:p>
-    <w:p>
-      <w:pPr>
-        <w:pStyle w:val="Heading2"/>
-      </w:pPr>
-      <w:r>
-        <w:t xml:space="preserve">Ordinateur (Chrome ou Edge)</w:t>
-      </w:r>
-    </w:p>
-    <w:p>
-      <w:pPr>
-        <w:pStyle w:val="ListParagraph"/>
-        <w:numPr>
-          <w:ilvl w:val="0"/>
-          <w:numId w:val="5"/>
-        </w:numPr>
-        <w:spacing w:after="40"/>
-      </w:pPr>
-      <w:r>
-        <w:rPr>
-          <w:sz w:val="22"/>
-          <w:szCs w:val="22"/>
-        </w:rPr>
-        <w:t xml:space="preserve">Ouvrez family.eduweb.ci.</w:t>
-      </w:r>
-    </w:p>
-    <w:p>
-      <w:pPr>
-        <w:pStyle w:val="ListParagraph"/>
-        <w:numPr>
-          <w:ilvl w:val="0"/>
-          <w:numId w:val="5"/>
-        </w:numPr>
-        <w:spacing w:after="40"/>
-      </w:pPr>
-      <w:r>
-        <w:rPr>
-          <w:sz w:val="22"/>
-          <w:szCs w:val="22"/>
-        </w:rPr>
-        <w:t xml:space="preserve">Cliquez sur l'icône d'installation (un écran avec une flèche, ou ⊕) à droite de la barre d'adresse.</w:t>
-      </w:r>
-    </w:p>
-    <w:p>
-      <w:pPr>
-        <w:pStyle w:val="ListParagraph"/>
-        <w:numPr>
-          <w:ilvl w:val="0"/>
-          <w:numId w:val="5"/>
-        </w:numPr>
-        <w:spacing w:after="40"/>
-      </w:pPr>
-      <w:r>
-        <w:rPr>
-          <w:sz w:val="22"/>
-          <w:szCs w:val="22"/>
-        </w:rPr>
-        <w:t xml:space="preserve">Cliquez sur « Installer ».</w:t>
-      </w:r>
-    </w:p>
-    <w:p>
-      <w:pPr>
-        <w:spacing w:after="120"/>
-      </w:pPr>
-      <w:r>
-        <w:rPr>
-          <w:sz w:val="22"/>
-          <w:szCs w:val="22"/>
-        </w:rPr>
-        <w:t xml:space="preserve">Une fois installée, l'icône EduWeb apparaît sur votre écran d'accueil (ou votre bureau) et l'application se met à jour automatiquement à chaque connexion à Internet.</w:t>
+        <w:t xml:space="preserve">Validez avec la touche « Entrée » ou « Aller » du clavier.</w:t>
+      </w:r>
+    </w:p>
+    <w:p>
+      <w:pPr>
+        <w:pStyle w:val="ListParagraph"/>
+        <w:numPr>
+          <w:ilvl w:val="0"/>
+          <w:numId w:val="3"/>
+        </w:numPr>
+        <w:spacing w:after="40"/>
+      </w:pPr>
+      <w:r>
+        <w:rPr>
+          <w:sz w:val="22"/>
+          <w:szCs w:val="22"/>
+        </w:rPr>
+        <w:t xml:space="preserve">La page d'accueil d'EduWeb s'affiche : vous êtes au bon endroit.</w:t>
+      </w:r>
+    </w:p>
+    <w:p>
+      <w:pPr>
+        <w:pBdr>
+          <w:top w:val="single" w:color="FDF3E6" w:sz="2" w:space="6"/>
+          <w:bottom w:val="single" w:color="FDF3E6" w:sz="2" w:space="6"/>
+          <w:left w:val="single" w:color="C9871C" w:sz="18" w:space="10"/>
+          <w:right w:val="single" w:color="FDF3E6" w:sz="2" w:space="6"/>
+        </w:pBdr>
+        <w:shd w:fill="FDF3E6" w:color="auto" w:val="clear"/>
+        <w:spacing w:after="140" w:before="80"/>
+      </w:pPr>
+      <w:r>
+        <w:rPr>
+          <w:b/>
+          <w:bCs/>
+          <w:color w:val="C9871C"/>
+          <w:sz w:val="21"/>
+          <w:szCs w:val="21"/>
+        </w:rPr>
+        <w:t xml:space="preserve">Attention — </w:t>
+      </w:r>
+      <w:r>
+        <w:rPr>
+          <w:color w:val="5A3D12"/>
+          <w:sz w:val="21"/>
+          <w:szCs w:val="21"/>
+        </w:rPr>
+        <w:t xml:space="preserve">Vérifiez bien l'adresse — family.eduweb.ci — sans espace. N'ouvrez jamais un lien reçu d'un inconnu qui imiterait le site, et ne donnez votre mot de passe à personne.</w:t>
       </w:r>
     </w:p>
     <w:p>
@@ -559,7 +593,7 @@
           <w:sz w:val="21"/>
           <w:szCs w:val="21"/>
         </w:rPr>
-        <w:t xml:space="preserve">En cas de coupure d'Internet, l'application affiche une page d'attente claire et se recharge automatiquement dès le retour de la connexion. La consultation des pages nécessite une connexion active.</w:t>
+        <w:t xml:space="preserve">Vous êtes perdu à un moment ? Deux réflexes simples : appuyez sur la flèche « ← » pour revenir en arrière, ou utilisez le bouton « Aide » (en bas à droite de l'écran), qui rouvre ce guide.</w:t>
       </w:r>
     </w:p>
     <w:p>
@@ -567,7 +601,83 @@
         <w:pStyle w:val="Heading1"/>
       </w:pPr>
       <w:r>
-        <w:t xml:space="preserve">5.  Gérer les administrateurs</w:t>
+        <w:t xml:space="preserve">2.  Vos pouvoirs</w:t>
+      </w:r>
+    </w:p>
+    <w:p>
+      <w:pPr>
+        <w:pStyle w:val="ListParagraph"/>
+        <w:numPr>
+          <w:ilvl w:val="0"/>
+          <w:numId w:val="2"/>
+        </w:numPr>
+        <w:spacing w:after="40"/>
+      </w:pPr>
+      <w:r>
+        <w:rPr>
+          <w:sz w:val="22"/>
+          <w:szCs w:val="22"/>
+        </w:rPr>
+        <w:t xml:space="preserve">Vous accédez à toutes les fonctions d'administration sans restriction (voir le Guide Admin) : utilisateurs, coachs, finances.</w:t>
+      </w:r>
+    </w:p>
+    <w:p>
+      <w:pPr>
+        <w:pStyle w:val="ListParagraph"/>
+        <w:numPr>
+          <w:ilvl w:val="0"/>
+          <w:numId w:val="2"/>
+        </w:numPr>
+        <w:spacing w:after="40"/>
+      </w:pPr>
+      <w:r>
+        <w:rPr>
+          <w:sz w:val="22"/>
+          <w:szCs w:val="22"/>
+        </w:rPr>
+        <w:t xml:space="preserve">Vous pouvez en particulier rechercher n'importe quel coach (bouton « Coachs ») et consulter ou modifier son profil complet en mode administrateur.</w:t>
+      </w:r>
+    </w:p>
+    <w:p>
+      <w:pPr>
+        <w:pStyle w:val="ListParagraph"/>
+        <w:numPr>
+          <w:ilvl w:val="0"/>
+          <w:numId w:val="2"/>
+        </w:numPr>
+        <w:spacing w:after="40"/>
+      </w:pPr>
+      <w:r>
+        <w:rPr>
+          <w:sz w:val="22"/>
+          <w:szCs w:val="22"/>
+        </w:rPr>
+        <w:t xml:space="preserve">Validation des coachs, y compris le refus groupé (cochez plusieurs coachs en attente, saisissez un motif commun, « Refuser la sélection »).</w:t>
+      </w:r>
+    </w:p>
+    <w:p>
+      <w:pPr>
+        <w:pStyle w:val="ListParagraph"/>
+        <w:numPr>
+          <w:ilvl w:val="0"/>
+          <w:numId w:val="2"/>
+        </w:numPr>
+        <w:spacing w:after="40"/>
+      </w:pPr>
+      <w:r>
+        <w:rPr>
+          <w:sz w:val="22"/>
+          <w:szCs w:val="22"/>
+        </w:rPr>
+        <w:t xml:space="preserve">Vous disposez en plus de la gestion des administrateurs et des paramètres de la plateforme.</w:t>
+      </w:r>
+    </w:p>
+    <w:p>
+      <w:pPr>
+        <w:pStyle w:val="Heading1"/>
+      </w:pPr>
+      <w:r>
+        <w:t xml:space="preserve">3.  Langue de lecture</w:t>
       </w:r>
     </w:p>
     <w:p>
@@ -579,41 +689,283 @@
           <w:sz w:val="22"/>
           <w:szCs w:val="22"/>
         </w:rPr>
-        <w:t xml:space="preserve">Depuis « Administrateurs » :</w:t>
-      </w:r>
-    </w:p>
-    <w:p>
-      <w:pPr>
-        <w:pStyle w:val="ListParagraph"/>
-        <w:numPr>
-          <w:ilvl w:val="0"/>
-          <w:numId w:val="2"/>
-        </w:numPr>
-        <w:spacing w:after="40"/>
-      </w:pPr>
-      <w:r>
-        <w:rPr>
-          <w:sz w:val="22"/>
-          <w:szCs w:val="22"/>
-        </w:rPr>
-        <w:t xml:space="preserve">Nommez un administrateur à partir d'un email existant, avec des permissions précises (Utilisateurs, Coachs, Finances).</w:t>
-      </w:r>
-    </w:p>
-    <w:p>
-      <w:pPr>
-        <w:pStyle w:val="ListParagraph"/>
-        <w:numPr>
-          <w:ilvl w:val="0"/>
-          <w:numId w:val="2"/>
-        </w:numPr>
-        <w:spacing w:after="40"/>
-      </w:pPr>
-      <w:r>
-        <w:rPr>
-          <w:sz w:val="22"/>
-          <w:szCs w:val="22"/>
-        </w:rPr>
-        <w:t xml:space="preserve">Modifiez les permissions d'un administrateur, ou révoquez-le (il redevient parent).</w:t>
+        <w:t xml:space="preserve">L'application est disponible en 14 langues. Sur votre tableau de bord, la carte « Langue de lecture » permet de choisir la langue d'affichage ; votre choix est mémorisé pour vos prochaines visites.</w:t>
+      </w:r>
+    </w:p>
+    <w:p>
+      <w:pPr>
+        <w:pStyle w:val="ListParagraph"/>
+        <w:numPr>
+          <w:ilvl w:val="0"/>
+          <w:numId w:val="2"/>
+        </w:numPr>
+        <w:spacing w:after="40"/>
+      </w:pPr>
+      <w:r>
+        <w:rPr>
+          <w:sz w:val="22"/>
+          <w:szCs w:val="22"/>
+        </w:rPr>
+        <w:t xml:space="preserve">Français, Anglais, Arabe, Espagnol, Coréen, Mandarin (chinois), Russe, Ukrainien, Allemand, Portugais, Italien, Turc, Wolof, Swahili.</w:t>
+      </w:r>
+    </w:p>
+    <w:p>
+      <w:pPr>
+        <w:pStyle w:val="Heading1"/>
+      </w:pPr>
+      <w:r>
+        <w:t xml:space="preserve">4.  Besoin d'aide ?</w:t>
+      </w:r>
+    </w:p>
+    <w:p>
+      <w:pPr>
+        <w:spacing w:after="120"/>
+      </w:pPr>
+      <w:r>
+        <w:rPr>
+          <w:sz w:val="22"/>
+          <w:szCs w:val="22"/>
+        </w:rPr>
+        <w:t xml:space="preserve">Une carte « Besoin d'aide ? » figure sur votre tableau de bord, et un bouton flottant « Aide » (en bas à droite de l'écran) vous permet d'ouvrir ce guide à tout moment.</w:t>
+      </w:r>
+    </w:p>
+    <w:p>
+      <w:pPr>
+        <w:pStyle w:val="Heading1"/>
+      </w:pPr>
+      <w:r>
+        <w:t xml:space="preserve">5.  Installer l'application sur votre appareil</w:t>
+      </w:r>
+    </w:p>
+    <w:p>
+      <w:pPr>
+        <w:spacing w:after="120"/>
+      </w:pPr>
+      <w:r>
+        <w:rPr>
+          <w:sz w:val="22"/>
+          <w:szCs w:val="22"/>
+        </w:rPr>
+        <w:t xml:space="preserve">EduWeb est une application web installable : vous pouvez l'ajouter à l'écran d'accueil de votre téléphone ou au bureau de votre ordinateur, puis l'ouvrir comme une application classique — en plein écran, sans la barre du navigateur, avec l'icône EduWeb. L'installation est gratuite, rapide et ne passe par aucun magasin d'applications.</w:t>
+      </w:r>
+    </w:p>
+    <w:p>
+      <w:pPr>
+        <w:pBdr>
+          <w:top w:val="single" w:color="EAF3FB" w:sz="2" w:space="6"/>
+          <w:bottom w:val="single" w:color="EAF3FB" w:sz="2" w:space="6"/>
+          <w:left w:val="single" w:color="2A77C6" w:sz="18" w:space="10"/>
+          <w:right w:val="single" w:color="EAF3FB" w:sz="2" w:space="6"/>
+        </w:pBdr>
+        <w:shd w:fill="EAF3FB" w:color="auto" w:val="clear"/>
+        <w:spacing w:after="140" w:before="80"/>
+      </w:pPr>
+      <w:r>
+        <w:rPr>
+          <w:b/>
+          <w:bCs/>
+          <w:color w:val="2A77C6"/>
+          <w:sz w:val="21"/>
+          <w:szCs w:val="21"/>
+        </w:rPr>
+        <w:t xml:space="preserve">Astuce — </w:t>
+      </w:r>
+      <w:r>
+        <w:rPr>
+          <w:color w:val="1B3A57"/>
+          <w:sz w:val="21"/>
+          <w:szCs w:val="21"/>
+        </w:rPr>
+        <w:t xml:space="preserve">Cette étape n'est pas obligatoire : vous pouvez très bien utiliser EduWeb dans votre navigateur. L'installer sert seulement à l'ouvrir plus vite la prochaine fois, en appuyant sur une icône, comme une application ordinaire.</w:t>
+      </w:r>
+    </w:p>
+    <w:p>
+      <w:pPr>
+        <w:pStyle w:val="Heading2"/>
+      </w:pPr>
+      <w:r>
+        <w:t xml:space="preserve">Android (Chrome)</w:t>
+      </w:r>
+    </w:p>
+    <w:p>
+      <w:pPr>
+        <w:pStyle w:val="ListParagraph"/>
+        <w:numPr>
+          <w:ilvl w:val="0"/>
+          <w:numId w:val="4"/>
+        </w:numPr>
+        <w:spacing w:after="40"/>
+      </w:pPr>
+      <w:r>
+        <w:rPr>
+          <w:sz w:val="22"/>
+          <w:szCs w:val="22"/>
+        </w:rPr>
+        <w:t xml:space="preserve">Ouvrez family.eduweb.ci dans Chrome.</w:t>
+      </w:r>
+    </w:p>
+    <w:p>
+      <w:pPr>
+        <w:pStyle w:val="ListParagraph"/>
+        <w:numPr>
+          <w:ilvl w:val="0"/>
+          <w:numId w:val="4"/>
+        </w:numPr>
+        <w:spacing w:after="40"/>
+      </w:pPr>
+      <w:r>
+        <w:rPr>
+          <w:sz w:val="22"/>
+          <w:szCs w:val="22"/>
+        </w:rPr>
+        <w:t xml:space="preserve">Touchez la bannière « Installer l'application » si elle apparaît ; sinon, ouvrez le menu ⋮ (en haut à droite).</w:t>
+      </w:r>
+    </w:p>
+    <w:p>
+      <w:pPr>
+        <w:pStyle w:val="ListParagraph"/>
+        <w:numPr>
+          <w:ilvl w:val="0"/>
+          <w:numId w:val="4"/>
+        </w:numPr>
+        <w:spacing w:after="40"/>
+      </w:pPr>
+      <w:r>
+        <w:rPr>
+          <w:sz w:val="22"/>
+          <w:szCs w:val="22"/>
+        </w:rPr>
+        <w:t xml:space="preserve">Choisissez « Installer l'application » (ou « Ajouter à l'écran d'accueil »), puis confirmez.</w:t>
+      </w:r>
+    </w:p>
+    <w:p>
+      <w:pPr>
+        <w:pStyle w:val="Heading2"/>
+      </w:pPr>
+      <w:r>
+        <w:t xml:space="preserve">iPhone / iPad (Safari)</w:t>
+      </w:r>
+    </w:p>
+    <w:p>
+      <w:pPr>
+        <w:pStyle w:val="ListParagraph"/>
+        <w:numPr>
+          <w:ilvl w:val="0"/>
+          <w:numId w:val="5"/>
+        </w:numPr>
+        <w:spacing w:after="40"/>
+      </w:pPr>
+      <w:r>
+        <w:rPr>
+          <w:sz w:val="22"/>
+          <w:szCs w:val="22"/>
+        </w:rPr>
+        <w:t xml:space="preserve">Ouvrez family.eduweb.ci dans Safari.</w:t>
+      </w:r>
+    </w:p>
+    <w:p>
+      <w:pPr>
+        <w:pStyle w:val="ListParagraph"/>
+        <w:numPr>
+          <w:ilvl w:val="0"/>
+          <w:numId w:val="5"/>
+        </w:numPr>
+        <w:spacing w:after="40"/>
+      </w:pPr>
+      <w:r>
+        <w:rPr>
+          <w:sz w:val="22"/>
+          <w:szCs w:val="22"/>
+        </w:rPr>
+        <w:t xml:space="preserve">Touchez le bouton Partager (le carré surmonté d'une flèche vers le haut).</w:t>
+      </w:r>
+    </w:p>
+    <w:p>
+      <w:pPr>
+        <w:pStyle w:val="ListParagraph"/>
+        <w:numPr>
+          <w:ilvl w:val="0"/>
+          <w:numId w:val="5"/>
+        </w:numPr>
+        <w:spacing w:after="40"/>
+      </w:pPr>
+      <w:r>
+        <w:rPr>
+          <w:sz w:val="22"/>
+          <w:szCs w:val="22"/>
+        </w:rPr>
+        <w:t xml:space="preserve">Faites défiler, choisissez « Sur l'écran d'accueil », puis « Ajouter ».</w:t>
+      </w:r>
+    </w:p>
+    <w:p>
+      <w:pPr>
+        <w:pStyle w:val="Heading2"/>
+      </w:pPr>
+      <w:r>
+        <w:t xml:space="preserve">Ordinateur (Chrome ou Edge)</w:t>
+      </w:r>
+    </w:p>
+    <w:p>
+      <w:pPr>
+        <w:pStyle w:val="ListParagraph"/>
+        <w:numPr>
+          <w:ilvl w:val="0"/>
+          <w:numId w:val="6"/>
+        </w:numPr>
+        <w:spacing w:after="40"/>
+      </w:pPr>
+      <w:r>
+        <w:rPr>
+          <w:sz w:val="22"/>
+          <w:szCs w:val="22"/>
+        </w:rPr>
+        <w:t xml:space="preserve">Ouvrez family.eduweb.ci.</w:t>
+      </w:r>
+    </w:p>
+    <w:p>
+      <w:pPr>
+        <w:pStyle w:val="ListParagraph"/>
+        <w:numPr>
+          <w:ilvl w:val="0"/>
+          <w:numId w:val="6"/>
+        </w:numPr>
+        <w:spacing w:after="40"/>
+      </w:pPr>
+      <w:r>
+        <w:rPr>
+          <w:sz w:val="22"/>
+          <w:szCs w:val="22"/>
+        </w:rPr>
+        <w:t xml:space="preserve">Cliquez sur l'icône d'installation (un écran avec une flèche, ou ⊕) à droite de la barre d'adresse.</w:t>
+      </w:r>
+    </w:p>
+    <w:p>
+      <w:pPr>
+        <w:pStyle w:val="ListParagraph"/>
+        <w:numPr>
+          <w:ilvl w:val="0"/>
+          <w:numId w:val="6"/>
+        </w:numPr>
+        <w:spacing w:after="40"/>
+      </w:pPr>
+      <w:r>
+        <w:rPr>
+          <w:sz w:val="22"/>
+          <w:szCs w:val="22"/>
+        </w:rPr>
+        <w:t xml:space="preserve">Cliquez sur « Installer ».</w:t>
+      </w:r>
+    </w:p>
+    <w:p>
+      <w:pPr>
+        <w:spacing w:after="120"/>
+      </w:pPr>
+      <w:r>
+        <w:rPr>
+          <w:sz w:val="22"/>
+          <w:szCs w:val="22"/>
+        </w:rPr>
+        <w:t xml:space="preserve">Une fois installée, l'icône EduWeb apparaît sur votre écran d'accueil (ou votre bureau) et l'application se met à jour automatiquement à chaque connexion à Internet.</w:t>
       </w:r>
     </w:p>
     <w:p>
@@ -643,7 +995,7 @@
           <w:sz w:val="21"/>
           <w:szCs w:val="21"/>
         </w:rPr>
-        <w:t xml:space="preserve">Vous ne pouvez pas vous révoquer vous-même, et un super-administrateur ne peut pas être révoqué. N'accordez que les permissions nécessaires.</w:t>
+        <w:t xml:space="preserve">En cas de coupure d'Internet, l'application affiche une page d'attente claire et se recharge automatiquement dès le retour de la connexion. La consultation des pages nécessite une connexion active.</w:t>
       </w:r>
     </w:p>
     <w:p>
@@ -651,7 +1003,7 @@
         <w:pStyle w:val="Heading1"/>
       </w:pPr>
       <w:r>
-        <w:t xml:space="preserve">6.  Paramètres de la plateforme</w:t>
+        <w:t xml:space="preserve">6.  Gérer les administrateurs</w:t>
       </w:r>
     </w:p>
     <w:p>
@@ -663,41 +1015,41 @@
           <w:sz w:val="22"/>
           <w:szCs w:val="22"/>
         </w:rPr>
-        <w:t xml:space="preserve">Depuis « Paramètres » :</w:t>
-      </w:r>
-    </w:p>
-    <w:p>
-      <w:pPr>
-        <w:pStyle w:val="ListParagraph"/>
-        <w:numPr>
-          <w:ilvl w:val="0"/>
-          <w:numId w:val="2"/>
-        </w:numPr>
-        <w:spacing w:after="40"/>
-      </w:pPr>
-      <w:r>
-        <w:rPr>
-          <w:sz w:val="22"/>
-          <w:szCs w:val="22"/>
-        </w:rPr>
-        <w:t xml:space="preserve">Pièces jointes de la messagerie : réglez le délai de conservation (1 à 365 jours ; 30 par défaut) et l'heure de purge (UTC).</w:t>
-      </w:r>
-    </w:p>
-    <w:p>
-      <w:pPr>
-        <w:pStyle w:val="ListParagraph"/>
-        <w:numPr>
-          <w:ilvl w:val="0"/>
-          <w:numId w:val="2"/>
-        </w:numPr>
-        <w:spacing w:after="40"/>
-      </w:pPr>
-      <w:r>
-        <w:rPr>
-          <w:sz w:val="22"/>
-          <w:szCs w:val="22"/>
-        </w:rPr>
-        <w:t xml:space="preserve">Utilisez « Lancer la purge maintenant » pour exécuter immédiatement le nettoyage ; la date de dernière purge est indiquée.</w:t>
+        <w:t xml:space="preserve">Depuis « Administrateurs » :</w:t>
+      </w:r>
+    </w:p>
+    <w:p>
+      <w:pPr>
+        <w:pStyle w:val="ListParagraph"/>
+        <w:numPr>
+          <w:ilvl w:val="0"/>
+          <w:numId w:val="2"/>
+        </w:numPr>
+        <w:spacing w:after="40"/>
+      </w:pPr>
+      <w:r>
+        <w:rPr>
+          <w:sz w:val="22"/>
+          <w:szCs w:val="22"/>
+        </w:rPr>
+        <w:t xml:space="preserve">Nommez un administrateur à partir d'un email existant, avec des permissions précises (Utilisateurs, Coachs, Finances).</w:t>
+      </w:r>
+    </w:p>
+    <w:p>
+      <w:pPr>
+        <w:pStyle w:val="ListParagraph"/>
+        <w:numPr>
+          <w:ilvl w:val="0"/>
+          <w:numId w:val="2"/>
+        </w:numPr>
+        <w:spacing w:after="40"/>
+      </w:pPr>
+      <w:r>
+        <w:rPr>
+          <w:sz w:val="22"/>
+          <w:szCs w:val="22"/>
+        </w:rPr>
+        <w:t xml:space="preserve">Modifiez les permissions d'un administrateur, ou révoquez-le (il redevient parent).</w:t>
       </w:r>
     </w:p>
     <w:p>
@@ -727,6 +1079,90 @@
           <w:sz w:val="21"/>
           <w:szCs w:val="21"/>
         </w:rPr>
+        <w:t xml:space="preserve">Vous ne pouvez pas vous révoquer vous-même, et un super-administrateur ne peut pas être révoqué. N'accordez que les permissions nécessaires.</w:t>
+      </w:r>
+    </w:p>
+    <w:p>
+      <w:pPr>
+        <w:pStyle w:val="Heading1"/>
+      </w:pPr>
+      <w:r>
+        <w:t xml:space="preserve">7.  Paramètres de la plateforme</w:t>
+      </w:r>
+    </w:p>
+    <w:p>
+      <w:pPr>
+        <w:spacing w:after="120"/>
+      </w:pPr>
+      <w:r>
+        <w:rPr>
+          <w:sz w:val="22"/>
+          <w:szCs w:val="22"/>
+        </w:rPr>
+        <w:t xml:space="preserve">Depuis « Paramètres » :</w:t>
+      </w:r>
+    </w:p>
+    <w:p>
+      <w:pPr>
+        <w:pStyle w:val="ListParagraph"/>
+        <w:numPr>
+          <w:ilvl w:val="0"/>
+          <w:numId w:val="2"/>
+        </w:numPr>
+        <w:spacing w:after="40"/>
+      </w:pPr>
+      <w:r>
+        <w:rPr>
+          <w:sz w:val="22"/>
+          <w:szCs w:val="22"/>
+        </w:rPr>
+        <w:t xml:space="preserve">Pièces jointes de la messagerie : réglez le délai de conservation (1 à 365 jours ; 30 par défaut) et l'heure de purge (UTC).</w:t>
+      </w:r>
+    </w:p>
+    <w:p>
+      <w:pPr>
+        <w:pStyle w:val="ListParagraph"/>
+        <w:numPr>
+          <w:ilvl w:val="0"/>
+          <w:numId w:val="2"/>
+        </w:numPr>
+        <w:spacing w:after="40"/>
+      </w:pPr>
+      <w:r>
+        <w:rPr>
+          <w:sz w:val="22"/>
+          <w:szCs w:val="22"/>
+        </w:rPr>
+        <w:t xml:space="preserve">Utilisez « Lancer la purge maintenant » pour exécuter immédiatement le nettoyage ; la date de dernière purge est indiquée.</w:t>
+      </w:r>
+    </w:p>
+    <w:p>
+      <w:pPr>
+        <w:pBdr>
+          <w:top w:val="single" w:color="E8F5EC" w:sz="2" w:space="6"/>
+          <w:bottom w:val="single" w:color="E8F5EC" w:sz="2" w:space="6"/>
+          <w:left w:val="single" w:color="1E9E57" w:sz="18" w:space="10"/>
+          <w:right w:val="single" w:color="E8F5EC" w:sz="2" w:space="6"/>
+        </w:pBdr>
+        <w:shd w:fill="E8F5EC" w:color="auto" w:val="clear"/>
+        <w:spacing w:after="140" w:before="80"/>
+      </w:pPr>
+      <w:r>
+        <w:rPr>
+          <w:b/>
+          <w:bCs/>
+          <w:color w:val="1E9E57"/>
+          <w:sz w:val="21"/>
+          <w:szCs w:val="21"/>
+        </w:rPr>
+        <w:t xml:space="preserve">À noter — </w:t>
+      </w:r>
+      <w:r>
+        <w:rPr>
+          <w:color w:val="1A3A28"/>
+          <w:sz w:val="21"/>
+          <w:szCs w:val="21"/>
+        </w:rPr>
         <w:t xml:space="preserve">En production, la purge est déclenchée chaque jour par une tâche planifiée (Vercel Cron).</w:t>
       </w:r>
     </w:p>
@@ -735,7 +1171,7 @@
         <w:pStyle w:val="Heading1"/>
       </w:pPr>
       <w:r>
-        <w:t xml:space="preserve">7.  Support</w:t>
+        <w:t xml:space="preserve">8.  Support</w:t>
       </w:r>
     </w:p>
     <w:p>
@@ -755,7 +1191,7 @@
         <w:pStyle w:val="Heading1"/>
       </w:pPr>
       <w:r>
-        <w:t xml:space="preserve">8.  Bonnes pratiques</w:t>
+        <w:t xml:space="preserve">9.  Bonnes pratiques</w:t>
       </w:r>
     </w:p>
     <w:p>
@@ -1093,6 +1529,18 @@
       </w:pPr>
     </w:lvl>
   </w:abstractNum>
+  <w:abstractNum w:abstractNumId="6" w15:restartNumberingAfterBreak="0">
+    <w:multiLevelType w:val="hybridMultilevel"/>
+    <w:lvl w:ilvl="0" w15:tentative="1">
+      <w:start w:val="1"/>
+      <w:numFmt w:val="decimal"/>
+      <w:lvlText w:val="%1."/>
+      <w:lvlJc w:val="left"/>
+      <w:pPr>
+        <w:ind w:left="540" w:hanging="300"/>
+      </w:pPr>
+    </w:lvl>
+  </w:abstractNum>
   <w:num w:numId="1">
     <w:abstractNumId w:val="1"/>
     <w:lvlOverride w:ilvl="0">
@@ -1119,6 +1567,12 @@
   </w:num>
   <w:num w:numId="5">
     <w:abstractNumId w:val="5"/>
+    <w:lvlOverride w:ilvl="0">
+      <w:startOverride w:val="1"/>
+    </w:lvlOverride>
+  </w:num>
+  <w:num w:numId="6">
+    <w:abstractNumId w:val="6"/>
     <w:lvlOverride w:ilvl="0">
       <w:startOverride w:val="1"/>
     </w:lvlOverride>

--- a/guides/Guide-Super-Admin-EduWeb.docx
+++ b/guides/Guide-Super-Admin-EduWeb.docx
@@ -606,70 +606,82 @@
     </w:p>
     <w:p>
       <w:pPr>
-        <w:pStyle w:val="ListParagraph"/>
-        <w:numPr>
-          <w:ilvl w:val="0"/>
-          <w:numId w:val="2"/>
-        </w:numPr>
-        <w:spacing w:after="40"/>
-      </w:pPr>
-      <w:r>
-        <w:rPr>
-          <w:sz w:val="22"/>
-          <w:szCs w:val="22"/>
-        </w:rPr>
-        <w:t xml:space="preserve">Vous accédez à toutes les fonctions d'administration sans restriction (voir le Guide Admin) : utilisateurs, coachs, finances.</w:t>
-      </w:r>
-    </w:p>
-    <w:p>
-      <w:pPr>
-        <w:pStyle w:val="ListParagraph"/>
-        <w:numPr>
-          <w:ilvl w:val="0"/>
-          <w:numId w:val="2"/>
-        </w:numPr>
-        <w:spacing w:after="40"/>
-      </w:pPr>
-      <w:r>
-        <w:rPr>
-          <w:sz w:val="22"/>
-          <w:szCs w:val="22"/>
-        </w:rPr>
-        <w:t xml:space="preserve">Vous pouvez en particulier rechercher n'importe quel coach (bouton « Coachs ») et consulter ou modifier son profil complet en mode administrateur.</w:t>
-      </w:r>
-    </w:p>
-    <w:p>
-      <w:pPr>
-        <w:pStyle w:val="ListParagraph"/>
-        <w:numPr>
-          <w:ilvl w:val="0"/>
-          <w:numId w:val="2"/>
-        </w:numPr>
-        <w:spacing w:after="40"/>
-      </w:pPr>
-      <w:r>
-        <w:rPr>
-          <w:sz w:val="22"/>
-          <w:szCs w:val="22"/>
-        </w:rPr>
-        <w:t xml:space="preserve">Validation des coachs, y compris le refus groupé (cochez plusieurs coachs en attente, saisissez un motif commun, « Refuser la sélection »).</w:t>
-      </w:r>
-    </w:p>
-    <w:p>
-      <w:pPr>
-        <w:pStyle w:val="ListParagraph"/>
-        <w:numPr>
-          <w:ilvl w:val="0"/>
-          <w:numId w:val="2"/>
-        </w:numPr>
-        <w:spacing w:after="40"/>
-      </w:pPr>
-      <w:r>
-        <w:rPr>
-          <w:sz w:val="22"/>
-          <w:szCs w:val="22"/>
-        </w:rPr>
-        <w:t xml:space="preserve">Vous disposez en plus de la gestion des administrateurs et des paramètres de la plateforme.</w:t>
+        <w:spacing w:after="120"/>
+      </w:pPr>
+      <w:r>
+        <w:rPr>
+          <w:sz w:val="22"/>
+          <w:szCs w:val="22"/>
+        </w:rPr>
+        <w:t xml:space="preserve">En tant que super-administrateur, vous avez tous les droits. En clair :</w:t>
+      </w:r>
+    </w:p>
+    <w:p>
+      <w:pPr>
+        <w:pStyle w:val="ListParagraph"/>
+        <w:numPr>
+          <w:ilvl w:val="0"/>
+          <w:numId w:val="2"/>
+        </w:numPr>
+        <w:spacing w:after="40"/>
+      </w:pPr>
+      <w:r>
+        <w:rPr>
+          <w:sz w:val="22"/>
+          <w:szCs w:val="22"/>
+        </w:rPr>
+        <w:t xml:space="preserve">Vous accédez à TOUTES les fonctions d'administration, sans restriction de permission (voir le Guide Admin) : utilisateurs, coachs, finances.</w:t>
+      </w:r>
+    </w:p>
+    <w:p>
+      <w:pPr>
+        <w:pStyle w:val="ListParagraph"/>
+        <w:numPr>
+          <w:ilvl w:val="0"/>
+          <w:numId w:val="2"/>
+        </w:numPr>
+        <w:spacing w:after="40"/>
+      </w:pPr>
+      <w:r>
+        <w:rPr>
+          <w:sz w:val="22"/>
+          <w:szCs w:val="22"/>
+        </w:rPr>
+        <w:t xml:space="preserve">Vous pouvez notamment rechercher n'importe quel coach (bouton « Coachs ») et consulter ou modifier son profil complet en son nom.</w:t>
+      </w:r>
+    </w:p>
+    <w:p>
+      <w:pPr>
+        <w:pStyle w:val="ListParagraph"/>
+        <w:numPr>
+          <w:ilvl w:val="0"/>
+          <w:numId w:val="2"/>
+        </w:numPr>
+        <w:spacing w:after="40"/>
+      </w:pPr>
+      <w:r>
+        <w:rPr>
+          <w:sz w:val="22"/>
+          <w:szCs w:val="22"/>
+        </w:rPr>
+        <w:t xml:space="preserve">Vous validez les coachs, y compris le refus groupé (cochez plusieurs coachs en attente, saisissez un motif commun, « Refuser la sélection »).</w:t>
+      </w:r>
+    </w:p>
+    <w:p>
+      <w:pPr>
+        <w:pStyle w:val="ListParagraph"/>
+        <w:numPr>
+          <w:ilvl w:val="0"/>
+          <w:numId w:val="2"/>
+        </w:numPr>
+        <w:spacing w:after="40"/>
+      </w:pPr>
+      <w:r>
+        <w:rPr>
+          <w:sz w:val="22"/>
+          <w:szCs w:val="22"/>
+        </w:rPr>
+        <w:t xml:space="preserve">En plus, deux fonctions vous sont réservées : la gestion des administrateurs et les paramètres de la plateforme (détaillées ci-dessous).</w:t>
       </w:r>
     </w:p>
     <w:p>
@@ -818,7 +830,7 @@
           <w:sz w:val="22"/>
           <w:szCs w:val="22"/>
         </w:rPr>
-        <w:t xml:space="preserve">Touchez la bannière « Installer l'application » si elle apparaît ; sinon, ouvrez le menu ⋮ (en haut à droite).</w:t>
+        <w:t xml:space="preserve">Touchez la bannière « Installer l'application » si elle apparaît ; sinon, ouvrez le menu (les trois petits points alignés, en haut à droite).</w:t>
       </w:r>
     </w:p>
     <w:p>
@@ -936,7 +948,7 @@
           <w:sz w:val="22"/>
           <w:szCs w:val="22"/>
         </w:rPr>
-        <w:t xml:space="preserve">Cliquez sur l'icône d'installation (un écran avec une flèche, ou ⊕) à droite de la barre d'adresse.</w:t>
+        <w:t xml:space="preserve">Cliquez sur la petite icône d'installation (un écran avec une flèche vers le bas), à droite de la barre d'adresse (la barre, en haut, où l'on écrit l'adresse du site).</w:t>
       </w:r>
     </w:p>
     <w:p>
@@ -1015,41 +1027,41 @@
           <w:sz w:val="22"/>
           <w:szCs w:val="22"/>
         </w:rPr>
-        <w:t xml:space="preserve">Depuis « Administrateurs » :</w:t>
-      </w:r>
-    </w:p>
-    <w:p>
-      <w:pPr>
-        <w:pStyle w:val="ListParagraph"/>
-        <w:numPr>
-          <w:ilvl w:val="0"/>
-          <w:numId w:val="2"/>
-        </w:numPr>
-        <w:spacing w:after="40"/>
-      </w:pPr>
-      <w:r>
-        <w:rPr>
-          <w:sz w:val="22"/>
-          <w:szCs w:val="22"/>
-        </w:rPr>
-        <w:t xml:space="preserve">Nommez un administrateur à partir d'un email existant, avec des permissions précises (Utilisateurs, Coachs, Finances).</w:t>
-      </w:r>
-    </w:p>
-    <w:p>
-      <w:pPr>
-        <w:pStyle w:val="ListParagraph"/>
-        <w:numPr>
-          <w:ilvl w:val="0"/>
-          <w:numId w:val="2"/>
-        </w:numPr>
-        <w:spacing w:after="40"/>
-      </w:pPr>
-      <w:r>
-        <w:rPr>
-          <w:sz w:val="22"/>
-          <w:szCs w:val="22"/>
-        </w:rPr>
-        <w:t xml:space="preserve">Modifiez les permissions d'un administrateur, ou révoquez-le (il redevient parent).</w:t>
+        <w:t xml:space="preserve">Un « administrateur » est une personne à qui vous confiez une partie de la gestion. Depuis « Administrateurs » :</w:t>
+      </w:r>
+    </w:p>
+    <w:p>
+      <w:pPr>
+        <w:pStyle w:val="ListParagraph"/>
+        <w:numPr>
+          <w:ilvl w:val="0"/>
+          <w:numId w:val="2"/>
+        </w:numPr>
+        <w:spacing w:after="40"/>
+      </w:pPr>
+      <w:r>
+        <w:rPr>
+          <w:sz w:val="22"/>
+          <w:szCs w:val="22"/>
+        </w:rPr>
+        <w:t xml:space="preserve">Nommez un administrateur à partir d'une adresse e-mail déjà inscrite, en lui donnant des permissions précises (Utilisateurs, Coachs, Finances).</w:t>
+      </w:r>
+    </w:p>
+    <w:p>
+      <w:pPr>
+        <w:pStyle w:val="ListParagraph"/>
+        <w:numPr>
+          <w:ilvl w:val="0"/>
+          <w:numId w:val="2"/>
+        </w:numPr>
+        <w:spacing w:after="40"/>
+      </w:pPr>
+      <w:r>
+        <w:rPr>
+          <w:sz w:val="22"/>
+          <w:szCs w:val="22"/>
+        </w:rPr>
+        <w:t xml:space="preserve">Modifiez ses permissions à tout moment, ou révoquez-le (il redevient alors un simple parent).</w:t>
       </w:r>
     </w:p>
     <w:p>
@@ -1079,7 +1091,7 @@
           <w:sz w:val="21"/>
           <w:szCs w:val="21"/>
         </w:rPr>
-        <w:t xml:space="preserve">Vous ne pouvez pas vous révoquer vous-même, et un super-administrateur ne peut pas être révoqué. N'accordez que les permissions nécessaires.</w:t>
+        <w:t xml:space="preserve">Vous ne pouvez pas vous révoquer vous-même, et un super-administrateur ne peut pas être révoqué. Par prudence, n'accordez que les permissions réellement nécessaires.</w:t>
       </w:r>
     </w:p>
     <w:p>
@@ -1099,41 +1111,53 @@
           <w:sz w:val="22"/>
           <w:szCs w:val="22"/>
         </w:rPr>
-        <w:t xml:space="preserve">Depuis « Paramètres » :</w:t>
-      </w:r>
-    </w:p>
-    <w:p>
-      <w:pPr>
-        <w:pStyle w:val="ListParagraph"/>
-        <w:numPr>
-          <w:ilvl w:val="0"/>
-          <w:numId w:val="2"/>
-        </w:numPr>
-        <w:spacing w:after="40"/>
-      </w:pPr>
-      <w:r>
-        <w:rPr>
-          <w:sz w:val="22"/>
-          <w:szCs w:val="22"/>
-        </w:rPr>
-        <w:t xml:space="preserve">Pièces jointes de la messagerie : réglez le délai de conservation (1 à 365 jours ; 30 par défaut) et l'heure de purge (UTC).</w:t>
-      </w:r>
-    </w:p>
-    <w:p>
-      <w:pPr>
-        <w:pStyle w:val="ListParagraph"/>
-        <w:numPr>
-          <w:ilvl w:val="0"/>
-          <w:numId w:val="2"/>
-        </w:numPr>
-        <w:spacing w:after="40"/>
-      </w:pPr>
-      <w:r>
-        <w:rPr>
-          <w:sz w:val="22"/>
-          <w:szCs w:val="22"/>
-        </w:rPr>
-        <w:t xml:space="preserve">Utilisez « Lancer la purge maintenant » pour exécuter immédiatement le nettoyage ; la date de dernière purge est indiquée.</w:t>
+        <w:t xml:space="preserve">Depuis « Paramètres », vous réglez le fonctionnement de la plateforme.</w:t>
+      </w:r>
+    </w:p>
+    <w:p>
+      <w:pPr>
+        <w:pStyle w:val="ListParagraph"/>
+        <w:numPr>
+          <w:ilvl w:val="0"/>
+          <w:numId w:val="2"/>
+        </w:numPr>
+        <w:spacing w:after="40"/>
+      </w:pPr>
+      <w:r>
+        <w:rPr>
+          <w:sz w:val="22"/>
+          <w:szCs w:val="22"/>
+        </w:rPr>
+        <w:t xml:space="preserve">Pièces jointes de la messagerie : choisissez le délai de conservation (de 1 à 365 jours ; 30 par défaut) et l'heure de la purge (en UTC).</w:t>
+      </w:r>
+    </w:p>
+    <w:p>
+      <w:pPr>
+        <w:pStyle w:val="ListParagraph"/>
+        <w:numPr>
+          <w:ilvl w:val="0"/>
+          <w:numId w:val="2"/>
+        </w:numPr>
+        <w:spacing w:after="40"/>
+      </w:pPr>
+      <w:r>
+        <w:rPr>
+          <w:sz w:val="22"/>
+          <w:szCs w:val="22"/>
+        </w:rPr>
+        <w:t xml:space="preserve">Le bouton « Lancer la purge maintenant » exécute le nettoyage immédiatement ; la date de la dernière purge est affichée.</w:t>
+      </w:r>
+    </w:p>
+    <w:p>
+      <w:pPr>
+        <w:spacing w:after="120"/>
+      </w:pPr>
+      <w:r>
+        <w:rPr>
+          <w:sz w:val="22"/>
+          <w:szCs w:val="22"/>
+        </w:rPr>
+        <w:t xml:space="preserve">C'est aussi ici que se trouve le « Diagnostic e-mail », pour tester l'envoi des e-mails et voir l'expéditeur réellement utilisé.</w:t>
       </w:r>
     </w:p>
     <w:p>
@@ -1163,7 +1187,7 @@
           <w:sz w:val="21"/>
           <w:szCs w:val="21"/>
         </w:rPr>
-        <w:t xml:space="preserve">En production, la purge est déclenchée chaque jour par une tâche planifiée (Vercel Cron).</w:t>
+        <w:t xml:space="preserve">En production, la purge se déclenche aussi automatiquement chaque jour (tâche planifiée Vercel Cron).</w:t>
       </w:r>
     </w:p>
     <w:p>
@@ -1183,7 +1207,7 @@
           <w:sz w:val="22"/>
           <w:szCs w:val="22"/>
         </w:rPr>
-        <w:t xml:space="preserve">Le super-administrateur est le destinataire « Support » de la messagerie : il reçoit les messages que les utilisateurs adressent au support.</w:t>
+        <w:t xml:space="preserve">Le super-administrateur est le « Support » de la plateforme : c'est vous qui recevez les messages que les utilisateurs adressent au support depuis leur messagerie.</w:t>
       </w:r>
     </w:p>
     <w:p>
@@ -1208,41 +1232,41 @@
           <w:sz w:val="22"/>
           <w:szCs w:val="22"/>
         </w:rPr>
-        <w:t xml:space="preserve">Sécurisez tout particulièrement le compte super-administrateur.</w:t>
-      </w:r>
-    </w:p>
-    <w:p>
-      <w:pPr>
-        <w:pStyle w:val="ListParagraph"/>
-        <w:numPr>
-          <w:ilvl w:val="0"/>
-          <w:numId w:val="2"/>
-        </w:numPr>
-        <w:spacing w:after="40"/>
-      </w:pPr>
-      <w:r>
-        <w:rPr>
-          <w:sz w:val="22"/>
-          <w:szCs w:val="22"/>
-        </w:rPr>
-        <w:t xml:space="preserve">Surveillez régulièrement les commissions à payer et les profils coachs en attente de validation.</w:t>
-      </w:r>
-    </w:p>
-    <w:p>
-      <w:pPr>
-        <w:pStyle w:val="ListParagraph"/>
-        <w:numPr>
-          <w:ilvl w:val="0"/>
-          <w:numId w:val="2"/>
-        </w:numPr>
-        <w:spacing w:after="40"/>
-      </w:pPr>
-      <w:r>
-        <w:rPr>
-          <w:sz w:val="22"/>
-          <w:szCs w:val="22"/>
-        </w:rPr>
-        <w:t xml:space="preserve">Attribuez les rôles d'administration avec parcimonie.</w:t>
+        <w:t xml:space="preserve">Protégez tout particulièrement le compte super-administrateur : mot de passe solide, jamais partagé.</w:t>
+      </w:r>
+    </w:p>
+    <w:p>
+      <w:pPr>
+        <w:pStyle w:val="ListParagraph"/>
+        <w:numPr>
+          <w:ilvl w:val="0"/>
+          <w:numId w:val="2"/>
+        </w:numPr>
+        <w:spacing w:after="40"/>
+      </w:pPr>
+      <w:r>
+        <w:rPr>
+          <w:sz w:val="22"/>
+          <w:szCs w:val="22"/>
+        </w:rPr>
+        <w:t xml:space="preserve">Surveillez régulièrement les commissions à payer et les coachs en attente de validation.</w:t>
+      </w:r>
+    </w:p>
+    <w:p>
+      <w:pPr>
+        <w:pStyle w:val="ListParagraph"/>
+        <w:numPr>
+          <w:ilvl w:val="0"/>
+          <w:numId w:val="2"/>
+        </w:numPr>
+        <w:spacing w:after="40"/>
+      </w:pPr>
+      <w:r>
+        <w:rPr>
+          <w:sz w:val="22"/>
+          <w:szCs w:val="22"/>
+        </w:rPr>
+        <w:t xml:space="preserve">N'attribuez les rôles d'administration qu'avec parcimonie, et à des personnes de confiance.</w:t>
       </w:r>
     </w:p>
     <w:sectPr>

--- a/guides/Guide-Super-Admin-EduWeb.docx
+++ b/guides/Guide-Super-Admin-EduWeb.docx
@@ -109,7 +109,7 @@
           <w:sz w:val="16"/>
           <w:szCs w:val="16"/>
         </w:rPr>
-        <w:t xml:space="preserve">family.eduweb.ci · Version du 19 juillet 2026</w:t>
+        <w:t xml:space="preserve">family.eduweb.ci · Version du 9 août 2026</w:t>
       </w:r>
     </w:p>
     <w:p>
@@ -630,7 +630,7 @@
           <w:sz w:val="22"/>
           <w:szCs w:val="22"/>
         </w:rPr>
-        <w:t xml:space="preserve">Vous accédez à TOUTES les fonctions d'administration, sans restriction de permission (voir le Guide Admin) : utilisateurs, coachs, finances.</w:t>
+        <w:t xml:space="preserve">Vous accédez à TOUTES les fonctions d'administration, sans restriction de permission (voir le Guide Admin) : utilisateurs, coachs, finances, Formation (formules, paiements, codes promo, rétrocessions).</w:t>
       </w:r>
     </w:p>
     <w:p>
@@ -1215,7 +1215,108 @@
         <w:pStyle w:val="Heading1"/>
       </w:pPr>
       <w:r>
-        <w:t xml:space="preserve">9.  Bonnes pratiques</w:t>
+        <w:t xml:space="preserve">9.  Politique commerciale de la Formation (parrainage)</w:t>
+      </w:r>
+    </w:p>
+    <w:p>
+      <w:pPr>
+        <w:spacing w:after="120"/>
+      </w:pPr>
+      <w:r>
+        <w:rPr>
+          <w:sz w:val="22"/>
+          <w:szCs w:val="22"/>
+        </w:rPr>
+        <w:t xml:space="preserve">Le moteur d'abonnement de la Formation (réductions filleuls, rétrocessions, plancher) obéit à une « politique commerciale » que vous pilotez depuis « Finance &amp; parrainage ».</w:t>
+      </w:r>
+    </w:p>
+    <w:p>
+      <w:pPr>
+        <w:pStyle w:val="ListParagraph"/>
+        <w:numPr>
+          <w:ilvl w:val="0"/>
+          <w:numId w:val="2"/>
+        </w:numPr>
+        <w:spacing w:after="40"/>
+      </w:pPr>
+      <w:r>
+        <w:rPr>
+          <w:sz w:val="22"/>
+          <w:szCs w:val="22"/>
+        </w:rPr>
+        <w:t xml:space="preserve">Paramètres : tarif facial de référence, % de réduction des premiers filleuls, % de rétrocession du parrain, nombre de places promotionnelles, plancher du coût net (3 000 FCFA par défaut), versement minimum, plafonds de versement, cible du RAR moyen.</w:t>
+      </w:r>
+    </w:p>
+    <w:p>
+      <w:pPr>
+        <w:pStyle w:val="ListParagraph"/>
+        <w:numPr>
+          <w:ilvl w:val="0"/>
+          <w:numId w:val="2"/>
+        </w:numPr>
+        <w:spacing w:after="40"/>
+      </w:pPr>
+      <w:r>
+        <w:rPr>
+          <w:sz w:val="22"/>
+          <w:szCs w:val="22"/>
+        </w:rPr>
+        <w:t xml:space="preserve">Chaque enregistrement crée une NOUVELLE VERSION : les transactions passées ne sont jamais recalculées — c'est la garantie d'un historique financier fiable.</w:t>
+      </w:r>
+    </w:p>
+    <w:p>
+      <w:pPr>
+        <w:pStyle w:val="ListParagraph"/>
+        <w:numPr>
+          <w:ilvl w:val="0"/>
+          <w:numId w:val="2"/>
+        </w:numPr>
+        <w:spacing w:after="40"/>
+      </w:pPr>
+      <w:r>
+        <w:rPr>
+          <w:sz w:val="22"/>
+          <w:szCs w:val="22"/>
+        </w:rPr>
+        <w:t xml:space="preserve">La permission « Formation &amp; tests psychotechniques » s'attribue comme les autres, depuis « Administrateurs » : elle donne accès à la gestion des formules et à la validation des paiements.</w:t>
+      </w:r>
+    </w:p>
+    <w:p>
+      <w:pPr>
+        <w:pBdr>
+          <w:top w:val="single" w:color="FDF3E6" w:sz="2" w:space="6"/>
+          <w:bottom w:val="single" w:color="FDF3E6" w:sz="2" w:space="6"/>
+          <w:left w:val="single" w:color="C9871C" w:sz="18" w:space="10"/>
+          <w:right w:val="single" w:color="FDF3E6" w:sz="2" w:space="6"/>
+        </w:pBdr>
+        <w:shd w:fill="FDF3E6" w:color="auto" w:val="clear"/>
+        <w:spacing w:after="140" w:before="80"/>
+      </w:pPr>
+      <w:r>
+        <w:rPr>
+          <w:b/>
+          <w:bCs/>
+          <w:color w:val="C9871C"/>
+          <w:sz w:val="21"/>
+          <w:szCs w:val="21"/>
+        </w:rPr>
+        <w:t xml:space="preserve">Attention — </w:t>
+      </w:r>
+      <w:r>
+        <w:rPr>
+          <w:color w:val="5A3D12"/>
+          <w:sz w:val="21"/>
+          <w:szCs w:val="21"/>
+        </w:rPr>
+        <w:t xml:space="preserve">Changer les taux ou le plancher modifie l'économie du programme pour les NOUVEAUX abonnements uniquement. Utilisez le simulateur (en bas de « Finance &amp; parrainage ») pour mesurer l'effet d'un changement avant de l'appliquer.</w:t>
+      </w:r>
+    </w:p>
+    <w:p>
+      <w:pPr>
+        <w:pStyle w:val="Heading1"/>
+      </w:pPr>
+      <w:r>
+        <w:t xml:space="preserve">10.  Bonnes pratiques</w:t>
       </w:r>
     </w:p>
     <w:p>
@@ -1249,7 +1350,24 @@
           <w:sz w:val="22"/>
           <w:szCs w:val="22"/>
         </w:rPr>
-        <w:t xml:space="preserve">Surveillez régulièrement les commissions à payer et les coachs en attente de validation.</w:t>
+        <w:t xml:space="preserve">Surveillez régulièrement les commissions à payer, les coachs en attente de validation, les paiements Formation déclarés et les demandes de versement des parrains.</w:t>
+      </w:r>
+    </w:p>
+    <w:p>
+      <w:pPr>
+        <w:pStyle w:val="ListParagraph"/>
+        <w:numPr>
+          <w:ilvl w:val="0"/>
+          <w:numId w:val="2"/>
+        </w:numPr>
+        <w:spacing w:after="40"/>
+      </w:pPr>
+      <w:r>
+        <w:rPr>
+          <w:sz w:val="22"/>
+          <w:szCs w:val="22"/>
+        </w:rPr>
+        <w:t xml:space="preserve">Gardez un œil sur le feu du RAR moyen (🟢/🟠/🔴) et sur les signaux antifraude : les seuils sont configurables dans la politique commerciale.</w:t>
       </w:r>
     </w:p>
     <w:p>

--- a/guides/Guide-Super-Admin-EduWeb.docx
+++ b/guides/Guide-Super-Admin-EduWeb.docx
@@ -1146,6 +1146,90 @@
           <w:szCs w:val="22"/>
         </w:rPr>
         <w:t xml:space="preserve">Le bouton « Lancer la purge maintenant » exécute le nettoyage immédiatement ; la date de la dernière purge est affichée.</w:t>
+      </w:r>
+    </w:p>
+    <w:p>
+      <w:pPr>
+        <w:pStyle w:val="Heading2"/>
+      </w:pPr>
+      <w:r>
+        <w:t xml:space="preserve">Modèle économique du coaching (missions)</w:t>
+      </w:r>
+    </w:p>
+    <w:p>
+      <w:pPr>
+        <w:spacing w:after="120"/>
+      </w:pPr>
+      <w:r>
+        <w:rPr>
+          <w:sz w:val="22"/>
+          <w:szCs w:val="22"/>
+        </w:rPr>
+        <w:t xml:space="preserve">Les deux taux du programme coaching historique — jusqu'ici fixes — se règlent désormais ici :</w:t>
+      </w:r>
+    </w:p>
+    <w:p>
+      <w:pPr>
+        <w:pStyle w:val="ListParagraph"/>
+        <w:numPr>
+          <w:ilvl w:val="0"/>
+          <w:numId w:val="2"/>
+        </w:numPr>
+        <w:spacing w:after="40"/>
+      </w:pPr>
+      <w:r>
+        <w:rPr>
+          <w:sz w:val="22"/>
+          <w:szCs w:val="22"/>
+        </w:rPr>
+        <w:t xml:space="preserve">Part reversée au coach (%) : 80 % par défaut (la plateforme conserve le reste). Bornée entre 50 et 95.</w:t>
+      </w:r>
+    </w:p>
+    <w:p>
+      <w:pPr>
+        <w:pStyle w:val="ListParagraph"/>
+        <w:numPr>
+          <w:ilvl w:val="0"/>
+          <w:numId w:val="2"/>
+        </w:numPr>
+        <w:spacing w:after="40"/>
+      </w:pPr>
+      <w:r>
+        <w:rPr>
+          <w:sz w:val="22"/>
+          <w:szCs w:val="22"/>
+        </w:rPr>
+        <w:t xml:space="preserve">Commission de parrainage coaching (%) : la part de la commission des parrains (parents, coachs, commerciaux) sur les missions de leurs filleuls, en % de la part plateforme — 10 % par défaut (soit 2 % de la mission avec une part coach à 80 %).</w:t>
+      </w:r>
+    </w:p>
+    <w:p>
+      <w:pPr>
+        <w:pBdr>
+          <w:top w:val="single" w:color="FDF3E6" w:sz="2" w:space="6"/>
+          <w:bottom w:val="single" w:color="FDF3E6" w:sz="2" w:space="6"/>
+          <w:left w:val="single" w:color="C9871C" w:sz="18" w:space="10"/>
+          <w:right w:val="single" w:color="FDF3E6" w:sz="2" w:space="6"/>
+        </w:pBdr>
+        <w:shd w:fill="FDF3E6" w:color="auto" w:val="clear"/>
+        <w:spacing w:after="140" w:before="80"/>
+      </w:pPr>
+      <w:r>
+        <w:rPr>
+          <w:b/>
+          <w:bCs/>
+          <w:color w:val="C9871C"/>
+          <w:sz w:val="21"/>
+          <w:szCs w:val="21"/>
+        </w:rPr>
+        <w:t xml:space="preserve">Attention — </w:t>
+      </w:r>
+      <w:r>
+        <w:rPr>
+          <w:color w:val="5A3D12"/>
+          <w:sz w:val="21"/>
+          <w:szCs w:val="21"/>
+        </w:rPr>
+        <w:t xml:space="preserve">Un changement de taux ne vaut que pour les MISSIONS FUTURES : les commissions déjà enregistrées ne sont jamais recalculées. Ne confondez pas avec le modèle de la Formation (réductions/rétrocessions des abonnements), qui se règle dans « Finance &amp; parrainage ».</w:t>
       </w:r>
     </w:p>
     <w:p>

--- a/guides/Guide-Super-Admin-EduWeb.docx
+++ b/guides/Guide-Super-Admin-EduWeb.docx
@@ -109,7 +109,7 @@
           <w:sz w:val="16"/>
           <w:szCs w:val="16"/>
         </w:rPr>
-        <w:t xml:space="preserve">family.eduweb.ci · Version du 9 août 2026</w:t>
+        <w:t xml:space="preserve">family.eduweb.ci · Version du 13 août 2026</w:t>
       </w:r>
     </w:p>
     <w:p>

--- a/guides/Guide-Super-Admin-EduWeb.docx
+++ b/guides/Guide-Super-Admin-EduWeb.docx
@@ -109,7 +109,7 @@
           <w:sz w:val="16"/>
           <w:szCs w:val="16"/>
         </w:rPr>
-        <w:t xml:space="preserve">family.eduweb.ci · Version du 13 août 2026</w:t>
+        <w:t xml:space="preserve">family.eduweb.ci · Version du 15 août 2026</w:t>
       </w:r>
     </w:p>
     <w:p>

--- a/guides/Guide-Super-Admin-EduWeb.docx
+++ b/guides/Guide-Super-Admin-EduWeb.docx
@@ -109,7 +109,7 @@
           <w:sz w:val="16"/>
           <w:szCs w:val="16"/>
         </w:rPr>
-        <w:t xml:space="preserve">family.eduweb.ci · Version du 15 août 2026</w:t>
+        <w:t xml:space="preserve">family.eduweb.ci · Version du 16 août 2026</w:t>
       </w:r>
     </w:p>
     <w:p>

--- a/guides/Guide-Super-Admin-EduWeb.docx
+++ b/guides/Guide-Super-Admin-EduWeb.docx
@@ -109,7 +109,7 @@
           <w:sz w:val="16"/>
           <w:szCs w:val="16"/>
         </w:rPr>
-        <w:t xml:space="preserve">family.eduweb.ci · Version du 16 août 2026</w:t>
+        <w:t xml:space="preserve">family.eduweb.ci · Version du 31 août 2026</w:t>
       </w:r>
     </w:p>
     <w:p>

--- a/guides/Guide-Super-Admin-EduWeb.docx
+++ b/guides/Guide-Super-Admin-EduWeb.docx
@@ -109,7 +109,7 @@
           <w:sz w:val="16"/>
           <w:szCs w:val="16"/>
         </w:rPr>
-        <w:t xml:space="preserve">family.eduweb.ci · Version du 31 août 2026</w:t>
+        <w:t xml:space="preserve">family.eduweb.ci · Version du 1 septembre 2026</w:t>
       </w:r>
     </w:p>
     <w:p>

--- a/guides/Guide-Super-Admin-EduWeb.docx
+++ b/guides/Guide-Super-Admin-EduWeb.docx
@@ -109,7 +109,7 @@
           <w:sz w:val="16"/>
           <w:szCs w:val="16"/>
         </w:rPr>
-        <w:t xml:space="preserve">family.eduweb.ci · Version du 1 septembre 2026</w:t>
+        <w:t xml:space="preserve">family.eduweb.ci · Version du 6 septembre 2026</w:t>
       </w:r>
     </w:p>
     <w:p>

--- a/guides/Guide-Super-Admin-EduWeb.docx
+++ b/guides/Guide-Super-Admin-EduWeb.docx
@@ -109,7 +109,7 @@
           <w:sz w:val="16"/>
           <w:szCs w:val="16"/>
         </w:rPr>
-        <w:t xml:space="preserve">family.eduweb.ci · Version du 6 septembre 2026</w:t>
+        <w:t xml:space="preserve">family.eduweb.ci · Version du 7 septembre 2026</w:t>
       </w:r>
     </w:p>
     <w:p>
